--- a/deliverables/inland_transport_2026-10/v02_2026-10-13/docx/WHSOP_003_A03.docx
+++ b/deliverables/inland_transport_2026-10/v02_2026-10-13/docx/WHSOP_003_A03.docx
@@ -261,7 +261,7 @@
           <w:color w:val="000000"/>
           <w:sz w:val="22"/>
         </w:rPr>
-        <w:t>Затворање: не се користи серијализирана лента. Картонот се затвора со лента за затворање, а двете лица го парафираат и датираат спојот на лентата преку лентата и картонот; крајот на фолијата на палетата се затвора исто така. Парафиран спој што е цел е доказот за интегритет на картонот и палетата; прекинат или пречкртан спој се евидентира како отстапување.</w:t>
+        <w:t>Затворање: лентата и пломбите се брендирани со податоците на компанијата и не се нумерирани. Картонот се затвора со брендирана лента, а двете лица го парафираат и датираат спојот преку лентата и картонот; крајот на фолијата на палетата се затвора исто така. Цела брендирана лента со цел парафиран спој е доказот за интегритет на картонот и палетата; прекинат, прелепен или пречкртан спој се евидентира како отстапување.</w:t>
       </w:r>
       <w:r>
         <w:rPr>
@@ -281,7 +281,7 @@
           <w:color w:val="595959"/>
           <w:sz w:val="16"/>
         </w:rPr>
-        <w:t>Closure: no serialised tape is used. The carton is closed with closure tape and both persons initial and date the tape joint across the tape and the carton; the film end of the pallet is closed in the same way. An intact initialled joint is the evidence of integrity of the carton and the pallet; a broken or overwritten joint is recorded as a deviation.</w:t>
+        <w:t>Closure: the tape and the seals are branded with the company's details and are not numbered. The carton is closed with branded tape and both persons initial and date the joint across the tape and the carton; the film end of the pallet is closed in the same way. Intact branded tape with an intact initialled joint is the evidence of integrity of the carton and the pallet; a broken, over-taped or overwritten joint is recorded as a deviation.</w:t>
       </w:r>
     </w:p>
     <w:p>
@@ -297,7 +297,7 @@
           <w:color w:val="000000"/>
           <w:sz w:val="22"/>
         </w:rPr>
-        <w:t>Мешани палети: една палета може да носи картони од повеќе од една серија. Секој картон се запишува со својата серија и картон бр., а листата на пакување на палетата дава збир по серија (§5). Картонот со контра-мостри (КМ) е еден картон на палета од својата серија, со своја листа на пакување (§7) и ознака „КМ“ на листата на пакување на палетата, на етикетата на палетата и во манифестот (A04).</w:t>
+        <w:t>Мешани палети: една палета може да носи картони од повеќе од една серија. Секој картон се запишува со својата серија и картон бр., а листата на пакување на палетата дава збир по серија (§5). Картонот со контра мостри / ретенциони мостри (КМ) е еден картон на палета од својата серија, носи картон бр. во низата n / N на серијата, има своја листа на пакување (§7, подготвена од КК; бројот и масата на мострите влегуваат во вкупната количина во A02, A04 и A06) и ознака „КМ“ на листата на пакување на палетата, на етикетата на палетата и во манифестот (A04).</w:t>
       </w:r>
       <w:r>
         <w:rPr>
@@ -317,7 +317,7 @@
           <w:color w:val="595959"/>
           <w:sz w:val="16"/>
         </w:rPr>
-        <w:t>Mixed pallets: one pallet may carry cartons of more than one batch. Each carton is recorded with its batch and box No., and the pallet packing list gives a sub-total per batch (§5). The counter-sample carton (CS) is one carton on a pallet of its batch, with its own packing list (§7) and the mark "CS" on the pallet packing list, on the pallet label and in the manifest (A04).</w:t>
+        <w:t>Mixed pallets: one pallet may carry cartons of more than one batch. Each carton is recorded with its batch and box No., and the pallet packing list gives a sub-total per batch (§5). The counter-sample / retention-sample carton (CS) is one carton on a pallet of its batch, carries a box No. in the batch's n / N sequence, has its own packing list (§7, prepared by QC; the number and mass of the samples count in the total quantity in A02, A04 and A06) and the mark "CS" on the pallet packing list, on the pallet label and in the manifest (A04).</w:t>
       </w:r>
     </w:p>
     <w:p>
@@ -1004,7 +1004,7 @@
                 <w:color w:val="000000"/>
                 <w:sz w:val="18"/>
               </w:rPr>
-              <w:t>Етикета на картон со контра-мостри (КМ)</w:t>
+              <w:t>Етикета на картон со контра мостри (КМ)</w:t>
             </w:r>
             <w:r>
               <w:rPr>
@@ -1048,7 +1048,7 @@
                 <w:color w:val="000000"/>
                 <w:sz w:val="18"/>
               </w:rPr>
-              <w:t>како етикета на картон + „КОНТРА-МОСТРИ“; број на контејнери; нето маса на мострите</w:t>
+              <w:t>како етикета на картон + „КОНТРА МОСТРИ“; број на контејнери; нето маса на мострите</w:t>
             </w:r>
             <w:r>
               <w:rPr>
@@ -1149,7 +1149,7 @@
                 <w:color w:val="000000"/>
                 <w:sz w:val="18"/>
               </w:rPr>
-              <w:t>Етикета на контејнер со контра-мостра</w:t>
+              <w:t>Етикета на контејнер со контра мостра</w:t>
             </w:r>
             <w:r>
               <w:rPr>
@@ -1193,7 +1193,7 @@
                 <w:color w:val="000000"/>
                 <w:sz w:val="18"/>
               </w:rPr>
-              <w:t>серија (лот); P серија; нето маса; за: купувач / продавач на мало; датум; „КОНТРА-МОСТРА“</w:t>
+              <w:t>серија (лот); P серија; нето маса; вид: контра мостра / ретенциона мостра; за: купувач / продавач на мало; датум</w:t>
             </w:r>
             <w:r>
               <w:rPr>
@@ -1213,7 +1213,7 @@
                 <w:color w:val="000000"/>
                 <w:sz w:val="14"/>
               </w:rPr>
-              <w:t>batch (lot); P lot; net mass; for: buyer / retailer; date; "COUNTER SAMPLE"</w:t>
+              <w:t>batch (lot); P lot; net mass; type: counter sample / retention sample; for: buyer / retailer; date</w:t>
             </w:r>
           </w:p>
         </w:tc>
@@ -1634,7 +1634,7 @@
                 <w:color w:val="2B547E"/>
                 <w:sz w:val="18"/>
               </w:rPr>
-              <w:t>✎ Место за пример-етикета на картон со контра-мостри (КМ)</w:t>
+              <w:t>✎ Место за пример-етикета на картон со контра мостри (КМ)</w:t>
             </w:r>
             <w:r>
               <w:rPr>
@@ -1705,7 +1705,7 @@
                 <w:color w:val="2B547E"/>
                 <w:sz w:val="18"/>
               </w:rPr>
-              <w:t>✎ Место за пример-етикета на контејнер со контра-мостра</w:t>
+              <w:t>✎ Место за пример-етикета на контејнер со контра мостра</w:t>
             </w:r>
             <w:r>
               <w:rPr>
@@ -1794,7 +1794,7 @@
           <w:color w:val="000000"/>
           <w:sz w:val="22"/>
         </w:rPr>
-        <w:t>Една листа по картон; се печати на оваа страница, се пополнува при пакувањето и се става во проѕирна плика на картонот; копија во досието. За картонот со контра-мостри се користи §7.</w:t>
+        <w:t>Една листа по картон; се печати на оваа страница, се пополнува при пакувањето и се става во проѕирна плика на картонот; копија во досието. За картонот со контра мостри се користи §7.</w:t>
       </w:r>
       <w:r>
         <w:rPr>
@@ -3528,7 +3528,7 @@
                 <w:color w:val="000000"/>
                 <w:sz w:val="20"/>
               </w:rPr>
-              <w:t>Спојот на лентата парафиран и датиран од двете лица</w:t>
+              <w:t>Брендирана лента; спојот парафиран и датиран од двете лица</w:t>
             </w:r>
             <w:r>
               <w:rPr>
@@ -3548,7 +3548,7 @@
                 <w:color w:val="000000"/>
                 <w:sz w:val="16"/>
               </w:rPr>
-              <w:t>Tape joint initialled and dated by both persons</w:t>
+              <w:t>Branded tape; joint initialled and dated by both persons</w:t>
             </w:r>
           </w:p>
         </w:tc>
@@ -6222,7 +6222,7 @@
           <w:color w:val="000000"/>
           <w:sz w:val="22"/>
         </w:rPr>
-        <w:t>Вид: П — производ (кеси); КМ — контра-мостри (листа §7).</w:t>
+        <w:t>Вид: П — производ (кеси); КМ — контра мостри (листа §7).</w:t>
       </w:r>
       <w:r>
         <w:rPr>
@@ -7158,7 +7158,7 @@
                 <w:color w:val="000000"/>
                 <w:sz w:val="20"/>
               </w:rPr>
-              <w:t>Крајот на фолијата затворен со лента, парафиран и датиран од двете лица</w:t>
+              <w:t>Крајот на фолијата затворен со брендирана лента, парафиран и датиран од двете лица</w:t>
             </w:r>
             <w:r>
               <w:rPr>
@@ -7178,7 +7178,7 @@
                 <w:color w:val="000000"/>
                 <w:sz w:val="16"/>
               </w:rPr>
-              <w:t>Film end closed with tape, initialled and dated by both persons</w:t>
+              <w:t>Film end closed with branded tape, initialled and dated by both persons</w:t>
             </w:r>
           </w:p>
         </w:tc>
@@ -7700,9 +7700,10 @@
       </w:tr>
     </w:tbl>
     <w:p>
-      <w:r>
-        <w:br w:type="page"/>
-      </w:r>
+      <w:pPr>
+        <w:keepNext w:val="0"/>
+        <w:spacing w:before="0" w:after="0" w:lineRule="exact" w:line="240"/>
+      </w:pPr>
     </w:p>
     <w:p>
       <w:pPr>
@@ -8341,7 +8342,7 @@
           <w:color w:val="FFFFFF"/>
           <w:sz w:val="22"/>
         </w:rPr>
-        <w:t>7 Листа на пакување на картонот со контра-мостри (КМ)</w:t>
+        <w:t>7 Листа на пакување на картонот со контра мостри / ретенциони мостри (КМ)</w:t>
       </w:r>
       <w:r>
         <w:rPr>
@@ -8361,50 +8362,13 @@
           <w:color w:val="FFFFFF"/>
           <w:sz w:val="18"/>
         </w:rPr>
-        <w:t>Counter-sample carton (CS) packing list</w:t>
+        <w:t>Counter-sample / retention-sample carton (CS) packing list</w:t>
       </w:r>
     </w:p>
     <w:p>
       <w:pPr>
         <w:keepNext/>
-        <w:spacing w:before="0" w:after="0" w:line="250" w:lineRule="auto"/>
-        <w:jc w:val="both"/>
-      </w:pPr>
-      <w:r>
-        <w:rPr>
-          <w:rFonts w:ascii="Calibri" w:hAnsi="Calibri"/>
-          <w:b w:val="0"/>
-          <w:i w:val="0"/>
-          <w:color w:val="000000"/>
-          <w:sz w:val="22"/>
-        </w:rPr>
-        <w:t>Контра-мострите за купувачот и за продавачот на мало ги подготвува КК според договорот; картонот КМ патува на палета од својата серија и се брои како картон на секоја точка на предавање. Бројот и масата на мострите се вклучени во вкупната количина во A02, A04 и A06.</w:t>
-      </w:r>
-      <w:r>
-        <w:rPr>
-          <w:rFonts w:ascii="Calibri" w:hAnsi="Calibri"/>
-          <w:b w:val="0"/>
-          <w:i w:val="0"/>
-          <w:color w:val="595959"/>
-          <w:sz w:val="16"/>
-        </w:rPr>
-        <w:t xml:space="preserve">  |  </w:t>
-      </w:r>
-      <w:r>
-        <w:rPr>
-          <w:rFonts w:ascii="Calibri" w:hAnsi="Calibri"/>
-          <w:b w:val="0"/>
-          <w:i/>
-          <w:color w:val="595959"/>
-          <w:sz w:val="16"/>
-        </w:rPr>
-        <w:t>The counter samples for the buyer and the retailer are prepared by QC per the contract; the CS carton travels on a pallet of its batch and is counted as a carton at every transfer point. The number and mass of the samples are included in the total quantity in A02, A04 and A06.</w:t>
-      </w:r>
-    </w:p>
-    <w:p>
-      <w:pPr>
-        <w:keepNext/>
-        <w:spacing w:before="0" w:after="0" w:lineRule="exact" w:line="120"/>
+        <w:spacing w:before="0" w:after="0" w:lineRule="exact" w:line="40"/>
       </w:pPr>
     </w:p>
     <w:tbl>
@@ -8740,8 +8704,10 @@
         </w:tblBorders>
       </w:tblPr>
       <w:tblGrid>
+        <w:gridCol w:w="3288"/>
+        <w:gridCol w:w="2126"/>
         <w:gridCol w:w="2925"/>
-        <w:gridCol w:w="7541"/>
+        <w:gridCol w:w="2126"/>
       </w:tblGrid>
       <w:tr>
         <w:trPr>
@@ -8751,6 +8717,73 @@
           <w:tcPr>
             <w:shd w:val="clear" w:color="auto" w:fill="F2F2F2"/>
             <w:vAlign w:val="center"/>
+            <w:tcW w:type="pct" w:w="1570"/>
+          </w:tcPr>
+          <w:p>
+            <w:pPr>
+              <w:spacing w:before="20" w:after="20"/>
+              <w:jc w:val="left"/>
+            </w:pPr>
+            <w:r/>
+            <w:r>
+              <w:rPr>
+                <w:rFonts w:ascii="Calibri" w:hAnsi="Calibri"/>
+                <w:b/>
+                <w:i w:val="0"/>
+                <w:color w:val="000000"/>
+                <w:sz w:val="20"/>
+              </w:rPr>
+              <w:t>Картон бр. n / N од серијата</w:t>
+            </w:r>
+            <w:r>
+              <w:rPr>
+                <w:rFonts w:ascii="Calibri" w:hAnsi="Calibri"/>
+                <w:b w:val="0"/>
+                <w:i w:val="0"/>
+                <w:color w:val="000000"/>
+                <w:sz w:val="16"/>
+              </w:rPr>
+              <w:t xml:space="preserve"> | </w:t>
+            </w:r>
+            <w:r>
+              <w:rPr>
+                <w:rFonts w:ascii="Calibri" w:hAnsi="Calibri"/>
+                <w:b w:val="0"/>
+                <w:i w:val="0"/>
+                <w:color w:val="000000"/>
+                <w:sz w:val="16"/>
+              </w:rPr>
+              <w:t>Box No. n / N of the batch</w:t>
+            </w:r>
+          </w:p>
+        </w:tc>
+        <w:tc>
+          <w:tcPr>
+            <w:vAlign w:val="center"/>
+            <w:tcW w:type="pct" w:w="1015"/>
+          </w:tcPr>
+          <w:p>
+            <w:pPr>
+              <w:spacing w:before="20" w:after="20"/>
+              <w:jc w:val="center"/>
+            </w:pPr>
+            <w:r/>
+            <w:r>
+              <w:rPr>
+                <w:rFonts w:ascii="Calibri" w:hAnsi="Calibri"/>
+                <w:b w:val="0"/>
+                <w:i w:val="0"/>
+                <w:color w:val="000000"/>
+                <w:sz w:val="20"/>
+              </w:rPr>
+              <w:t>___ / ___</w:t>
+            </w:r>
+          </w:p>
+        </w:tc>
+        <w:tc>
+          <w:tcPr>
+            <w:shd w:val="clear" w:color="auto" w:fill="F2F2F2"/>
+            <w:vAlign w:val="center"/>
             <w:tcW w:type="pct" w:w="1397"/>
           </w:tcPr>
           <w:p>
@@ -8794,7 +8827,7 @@
         <w:tc>
           <w:tcPr>
             <w:vAlign w:val="center"/>
-            <w:tcW w:type="pct" w:w="3602"/>
+            <w:tcW w:type="pct" w:w="1015"/>
           </w:tcPr>
           <w:p>
             <w:pPr>
@@ -8829,11 +8862,12 @@
         </w:tblBorders>
       </w:tblPr>
       <w:tblGrid>
-        <w:gridCol w:w="3707"/>
-        <w:gridCol w:w="1783"/>
-        <w:gridCol w:w="1854"/>
-        <w:gridCol w:w="1266"/>
-        <w:gridCol w:w="1854"/>
+        <w:gridCol w:w="3666"/>
+        <w:gridCol w:w="1434"/>
+        <w:gridCol w:w="1612"/>
+        <w:gridCol w:w="1413"/>
+        <w:gridCol w:w="927"/>
+        <w:gridCol w:w="1413"/>
       </w:tblGrid>
       <w:tr>
         <w:trPr>
@@ -8844,7 +8878,7 @@
           <w:tcPr>
             <w:shd w:val="clear" w:color="auto" w:fill="2B547E"/>
             <w:vAlign w:val="center"/>
-            <w:tcW w:type="dxa" w:w="3707"/>
+            <w:tcW w:type="dxa" w:w="3666"/>
           </w:tcPr>
           <w:p>
             <w:pPr>
@@ -8869,7 +8903,7 @@
           <w:tcPr>
             <w:shd w:val="clear" w:color="auto" w:fill="2B547E"/>
             <w:vAlign w:val="center"/>
-            <w:tcW w:type="dxa" w:w="1783"/>
+            <w:tcW w:type="dxa" w:w="1434"/>
           </w:tcPr>
           <w:p>
             <w:pPr>
@@ -8914,7 +8948,7 @@
           <w:tcPr>
             <w:shd w:val="clear" w:color="auto" w:fill="2B547E"/>
             <w:vAlign w:val="center"/>
-            <w:tcW w:type="dxa" w:w="1854"/>
+            <w:tcW w:type="dxa" w:w="1612"/>
           </w:tcPr>
           <w:p>
             <w:pPr>
@@ -8931,6 +8965,51 @@
                 <w:color w:val="FFFFFF"/>
                 <w:sz w:val="18"/>
               </w:rPr>
+              <w:t>Вид: КМ — контра / РМ — ретенциона</w:t>
+            </w:r>
+            <w:r>
+              <w:rPr>
+                <w:rFonts w:ascii="Calibri" w:hAnsi="Calibri"/>
+                <w:b w:val="0"/>
+                <w:i w:val="0"/>
+                <w:color w:val="FFFFFF"/>
+                <w:sz w:val="14"/>
+              </w:rPr>
+              <w:t xml:space="preserve"> | </w:t>
+            </w:r>
+            <w:r>
+              <w:rPr>
+                <w:rFonts w:ascii="Calibri" w:hAnsi="Calibri"/>
+                <w:b w:val="0"/>
+                <w:i w:val="0"/>
+                <w:color w:val="FFFFFF"/>
+                <w:sz w:val="14"/>
+              </w:rPr>
+              <w:t>Type: CS — counter / RS — retention</w:t>
+            </w:r>
+          </w:p>
+        </w:tc>
+        <w:tc>
+          <w:tcPr>
+            <w:shd w:val="clear" w:color="auto" w:fill="2B547E"/>
+            <w:vAlign w:val="center"/>
+            <w:tcW w:type="dxa" w:w="1413"/>
+          </w:tcPr>
+          <w:p>
+            <w:pPr>
+              <w:keepNext/>
+              <w:spacing w:before="20" w:after="20"/>
+              <w:jc w:val="center"/>
+            </w:pPr>
+            <w:r/>
+            <w:r>
+              <w:rPr>
+                <w:rFonts w:ascii="Calibri" w:hAnsi="Calibri"/>
+                <w:b/>
+                <w:i w:val="0"/>
+                <w:color w:val="FFFFFF"/>
+                <w:sz w:val="18"/>
+              </w:rPr>
               <w:t>За: К — купувач / ПМ — продавач на мало</w:t>
             </w:r>
             <w:r>
@@ -8959,7 +9038,7 @@
           <w:tcPr>
             <w:shd w:val="clear" w:color="auto" w:fill="2B547E"/>
             <w:vAlign w:val="center"/>
-            <w:tcW w:type="dxa" w:w="1266"/>
+            <w:tcW w:type="dxa" w:w="927"/>
           </w:tcPr>
           <w:p>
             <w:pPr>
@@ -9004,7 +9083,7 @@
           <w:tcPr>
             <w:shd w:val="clear" w:color="auto" w:fill="2B547E"/>
             <w:vAlign w:val="center"/>
-            <w:tcW w:type="dxa" w:w="1854"/>
+            <w:tcW w:type="dxa" w:w="1413"/>
           </w:tcPr>
           <w:p>
             <w:pPr>
@@ -9054,7 +9133,7 @@
           <w:tcPr>
             <w:shd w:val="clear" w:color="auto" w:fill="F2F2F2"/>
             <w:vAlign w:val="center"/>
-            <w:tcW w:type="dxa" w:w="3707"/>
+            <w:tcW w:type="dxa" w:w="3666"/>
           </w:tcPr>
           <w:p>
             <w:pPr>
@@ -9078,49 +9157,63 @@
         <w:tc>
           <w:tcPr>
             <w:vAlign w:val="center"/>
-            <w:tcW w:type="dxa" w:w="1783"/>
-          </w:tcPr>
-          <w:p>
-            <w:pPr>
-              <w:keepNext/>
-              <w:spacing w:before="20" w:after="20"/>
-              <w:jc w:val="center"/>
-            </w:pPr>
-            <w:r/>
-          </w:p>
-        </w:tc>
-        <w:tc>
-          <w:tcPr>
-            <w:vAlign w:val="center"/>
-            <w:tcW w:type="dxa" w:w="1854"/>
-          </w:tcPr>
-          <w:p>
-            <w:pPr>
-              <w:keepNext/>
-              <w:spacing w:before="20" w:after="20"/>
-              <w:jc w:val="center"/>
-            </w:pPr>
-            <w:r/>
-          </w:p>
-        </w:tc>
-        <w:tc>
-          <w:tcPr>
-            <w:vAlign w:val="center"/>
-            <w:tcW w:type="dxa" w:w="1266"/>
-          </w:tcPr>
-          <w:p>
-            <w:pPr>
-              <w:keepNext/>
-              <w:spacing w:before="20" w:after="20"/>
-              <w:jc w:val="center"/>
-            </w:pPr>
-            <w:r/>
-          </w:p>
-        </w:tc>
-        <w:tc>
-          <w:tcPr>
-            <w:vAlign w:val="center"/>
-            <w:tcW w:type="dxa" w:w="1854"/>
+            <w:tcW w:type="dxa" w:w="1434"/>
+          </w:tcPr>
+          <w:p>
+            <w:pPr>
+              <w:keepNext/>
+              <w:spacing w:before="20" w:after="20"/>
+              <w:jc w:val="center"/>
+            </w:pPr>
+            <w:r/>
+          </w:p>
+        </w:tc>
+        <w:tc>
+          <w:tcPr>
+            <w:vAlign w:val="center"/>
+            <w:tcW w:type="dxa" w:w="1612"/>
+          </w:tcPr>
+          <w:p>
+            <w:pPr>
+              <w:keepNext/>
+              <w:spacing w:before="20" w:after="20"/>
+              <w:jc w:val="center"/>
+            </w:pPr>
+            <w:r/>
+          </w:p>
+        </w:tc>
+        <w:tc>
+          <w:tcPr>
+            <w:vAlign w:val="center"/>
+            <w:tcW w:type="dxa" w:w="1413"/>
+          </w:tcPr>
+          <w:p>
+            <w:pPr>
+              <w:keepNext/>
+              <w:spacing w:before="20" w:after="20"/>
+              <w:jc w:val="center"/>
+            </w:pPr>
+            <w:r/>
+          </w:p>
+        </w:tc>
+        <w:tc>
+          <w:tcPr>
+            <w:vAlign w:val="center"/>
+            <w:tcW w:type="dxa" w:w="927"/>
+          </w:tcPr>
+          <w:p>
+            <w:pPr>
+              <w:keepNext/>
+              <w:spacing w:before="20" w:after="20"/>
+              <w:jc w:val="center"/>
+            </w:pPr>
+            <w:r/>
+          </w:p>
+        </w:tc>
+        <w:tc>
+          <w:tcPr>
+            <w:vAlign w:val="center"/>
+            <w:tcW w:type="dxa" w:w="1413"/>
           </w:tcPr>
           <w:p>
             <w:pPr>
@@ -9140,7 +9233,7 @@
           <w:tcPr>
             <w:shd w:val="clear" w:color="auto" w:fill="F2F2F2"/>
             <w:vAlign w:val="center"/>
-            <w:tcW w:type="dxa" w:w="3707"/>
+            <w:tcW w:type="dxa" w:w="3666"/>
           </w:tcPr>
           <w:p>
             <w:pPr>
@@ -9165,7 +9258,7 @@
           <w:tcPr>
             <w:shd w:val="clear" w:color="auto" w:fill="F7FAFC"/>
             <w:vAlign w:val="center"/>
-            <w:tcW w:type="dxa" w:w="1783"/>
+            <w:tcW w:type="dxa" w:w="1434"/>
           </w:tcPr>
           <w:p>
             <w:pPr>
@@ -9180,7 +9273,7 @@
           <w:tcPr>
             <w:shd w:val="clear" w:color="auto" w:fill="F7FAFC"/>
             <w:vAlign w:val="center"/>
-            <w:tcW w:type="dxa" w:w="1854"/>
+            <w:tcW w:type="dxa" w:w="1612"/>
           </w:tcPr>
           <w:p>
             <w:pPr>
@@ -9195,7 +9288,7 @@
           <w:tcPr>
             <w:shd w:val="clear" w:color="auto" w:fill="F7FAFC"/>
             <w:vAlign w:val="center"/>
-            <w:tcW w:type="dxa" w:w="1266"/>
+            <w:tcW w:type="dxa" w:w="1413"/>
           </w:tcPr>
           <w:p>
             <w:pPr>
@@ -9210,7 +9303,22 @@
           <w:tcPr>
             <w:shd w:val="clear" w:color="auto" w:fill="F7FAFC"/>
             <w:vAlign w:val="center"/>
-            <w:tcW w:type="dxa" w:w="1854"/>
+            <w:tcW w:type="dxa" w:w="927"/>
+          </w:tcPr>
+          <w:p>
+            <w:pPr>
+              <w:keepNext/>
+              <w:spacing w:before="20" w:after="20"/>
+              <w:jc w:val="center"/>
+            </w:pPr>
+            <w:r/>
+          </w:p>
+        </w:tc>
+        <w:tc>
+          <w:tcPr>
+            <w:shd w:val="clear" w:color="auto" w:fill="F7FAFC"/>
+            <w:vAlign w:val="center"/>
+            <w:tcW w:type="dxa" w:w="1413"/>
           </w:tcPr>
           <w:p>
             <w:pPr>
@@ -9230,7 +9338,7 @@
           <w:tcPr>
             <w:shd w:val="clear" w:color="auto" w:fill="F2F2F2"/>
             <w:vAlign w:val="center"/>
-            <w:tcW w:type="dxa" w:w="3707"/>
+            <w:tcW w:type="dxa" w:w="3666"/>
           </w:tcPr>
           <w:p>
             <w:pPr>
@@ -9254,49 +9362,63 @@
         <w:tc>
           <w:tcPr>
             <w:vAlign w:val="center"/>
-            <w:tcW w:type="dxa" w:w="1783"/>
-          </w:tcPr>
-          <w:p>
-            <w:pPr>
-              <w:keepNext/>
-              <w:spacing w:before="20" w:after="20"/>
-              <w:jc w:val="center"/>
-            </w:pPr>
-            <w:r/>
-          </w:p>
-        </w:tc>
-        <w:tc>
-          <w:tcPr>
-            <w:vAlign w:val="center"/>
-            <w:tcW w:type="dxa" w:w="1854"/>
-          </w:tcPr>
-          <w:p>
-            <w:pPr>
-              <w:keepNext/>
-              <w:spacing w:before="20" w:after="20"/>
-              <w:jc w:val="center"/>
-            </w:pPr>
-            <w:r/>
-          </w:p>
-        </w:tc>
-        <w:tc>
-          <w:tcPr>
-            <w:vAlign w:val="center"/>
-            <w:tcW w:type="dxa" w:w="1266"/>
-          </w:tcPr>
-          <w:p>
-            <w:pPr>
-              <w:keepNext/>
-              <w:spacing w:before="20" w:after="20"/>
-              <w:jc w:val="center"/>
-            </w:pPr>
-            <w:r/>
-          </w:p>
-        </w:tc>
-        <w:tc>
-          <w:tcPr>
-            <w:vAlign w:val="center"/>
-            <w:tcW w:type="dxa" w:w="1854"/>
+            <w:tcW w:type="dxa" w:w="1434"/>
+          </w:tcPr>
+          <w:p>
+            <w:pPr>
+              <w:keepNext/>
+              <w:spacing w:before="20" w:after="20"/>
+              <w:jc w:val="center"/>
+            </w:pPr>
+            <w:r/>
+          </w:p>
+        </w:tc>
+        <w:tc>
+          <w:tcPr>
+            <w:vAlign w:val="center"/>
+            <w:tcW w:type="dxa" w:w="1612"/>
+          </w:tcPr>
+          <w:p>
+            <w:pPr>
+              <w:keepNext/>
+              <w:spacing w:before="20" w:after="20"/>
+              <w:jc w:val="center"/>
+            </w:pPr>
+            <w:r/>
+          </w:p>
+        </w:tc>
+        <w:tc>
+          <w:tcPr>
+            <w:vAlign w:val="center"/>
+            <w:tcW w:type="dxa" w:w="1413"/>
+          </w:tcPr>
+          <w:p>
+            <w:pPr>
+              <w:keepNext/>
+              <w:spacing w:before="20" w:after="20"/>
+              <w:jc w:val="center"/>
+            </w:pPr>
+            <w:r/>
+          </w:p>
+        </w:tc>
+        <w:tc>
+          <w:tcPr>
+            <w:vAlign w:val="center"/>
+            <w:tcW w:type="dxa" w:w="927"/>
+          </w:tcPr>
+          <w:p>
+            <w:pPr>
+              <w:keepNext/>
+              <w:spacing w:before="20" w:after="20"/>
+              <w:jc w:val="center"/>
+            </w:pPr>
+            <w:r/>
+          </w:p>
+        </w:tc>
+        <w:tc>
+          <w:tcPr>
+            <w:vAlign w:val="center"/>
+            <w:tcW w:type="dxa" w:w="1413"/>
           </w:tcPr>
           <w:p>
             <w:pPr>
@@ -9316,7 +9438,7 @@
           <w:tcPr>
             <w:shd w:val="clear" w:color="auto" w:fill="F2F2F2"/>
             <w:vAlign w:val="center"/>
-            <w:tcW w:type="dxa" w:w="3707"/>
+            <w:tcW w:type="dxa" w:w="3666"/>
           </w:tcPr>
           <w:p>
             <w:pPr>
@@ -9341,7 +9463,7 @@
           <w:tcPr>
             <w:shd w:val="clear" w:color="auto" w:fill="F7FAFC"/>
             <w:vAlign w:val="center"/>
-            <w:tcW w:type="dxa" w:w="1783"/>
+            <w:tcW w:type="dxa" w:w="1434"/>
           </w:tcPr>
           <w:p>
             <w:pPr>
@@ -9356,7 +9478,7 @@
           <w:tcPr>
             <w:shd w:val="clear" w:color="auto" w:fill="F7FAFC"/>
             <w:vAlign w:val="center"/>
-            <w:tcW w:type="dxa" w:w="1854"/>
+            <w:tcW w:type="dxa" w:w="1612"/>
           </w:tcPr>
           <w:p>
             <w:pPr>
@@ -9371,7 +9493,7 @@
           <w:tcPr>
             <w:shd w:val="clear" w:color="auto" w:fill="F7FAFC"/>
             <w:vAlign w:val="center"/>
-            <w:tcW w:type="dxa" w:w="1266"/>
+            <w:tcW w:type="dxa" w:w="1413"/>
           </w:tcPr>
           <w:p>
             <w:pPr>
@@ -9386,7 +9508,22 @@
           <w:tcPr>
             <w:shd w:val="clear" w:color="auto" w:fill="F7FAFC"/>
             <w:vAlign w:val="center"/>
-            <w:tcW w:type="dxa" w:w="1854"/>
+            <w:tcW w:type="dxa" w:w="927"/>
+          </w:tcPr>
+          <w:p>
+            <w:pPr>
+              <w:keepNext/>
+              <w:spacing w:before="20" w:after="20"/>
+              <w:jc w:val="center"/>
+            </w:pPr>
+            <w:r/>
+          </w:p>
+        </w:tc>
+        <w:tc>
+          <w:tcPr>
+            <w:shd w:val="clear" w:color="auto" w:fill="F7FAFC"/>
+            <w:vAlign w:val="center"/>
+            <w:tcW w:type="dxa" w:w="1413"/>
           </w:tcPr>
           <w:p>
             <w:pPr>
@@ -9406,7 +9543,7 @@
           <w:tcPr>
             <w:shd w:val="clear" w:color="auto" w:fill="F2F2F2"/>
             <w:vAlign w:val="center"/>
-            <w:tcW w:type="dxa" w:w="3707"/>
+            <w:tcW w:type="dxa" w:w="3666"/>
           </w:tcPr>
           <w:p>
             <w:pPr>
@@ -9430,49 +9567,63 @@
         <w:tc>
           <w:tcPr>
             <w:vAlign w:val="center"/>
-            <w:tcW w:type="dxa" w:w="1783"/>
-          </w:tcPr>
-          <w:p>
-            <w:pPr>
-              <w:keepNext/>
-              <w:spacing w:before="20" w:after="20"/>
-              <w:jc w:val="center"/>
-            </w:pPr>
-            <w:r/>
-          </w:p>
-        </w:tc>
-        <w:tc>
-          <w:tcPr>
-            <w:vAlign w:val="center"/>
-            <w:tcW w:type="dxa" w:w="1854"/>
-          </w:tcPr>
-          <w:p>
-            <w:pPr>
-              <w:keepNext/>
-              <w:spacing w:before="20" w:after="20"/>
-              <w:jc w:val="center"/>
-            </w:pPr>
-            <w:r/>
-          </w:p>
-        </w:tc>
-        <w:tc>
-          <w:tcPr>
-            <w:vAlign w:val="center"/>
-            <w:tcW w:type="dxa" w:w="1266"/>
-          </w:tcPr>
-          <w:p>
-            <w:pPr>
-              <w:keepNext/>
-              <w:spacing w:before="20" w:after="20"/>
-              <w:jc w:val="center"/>
-            </w:pPr>
-            <w:r/>
-          </w:p>
-        </w:tc>
-        <w:tc>
-          <w:tcPr>
-            <w:vAlign w:val="center"/>
-            <w:tcW w:type="dxa" w:w="1854"/>
+            <w:tcW w:type="dxa" w:w="1434"/>
+          </w:tcPr>
+          <w:p>
+            <w:pPr>
+              <w:keepNext/>
+              <w:spacing w:before="20" w:after="20"/>
+              <w:jc w:val="center"/>
+            </w:pPr>
+            <w:r/>
+          </w:p>
+        </w:tc>
+        <w:tc>
+          <w:tcPr>
+            <w:vAlign w:val="center"/>
+            <w:tcW w:type="dxa" w:w="1612"/>
+          </w:tcPr>
+          <w:p>
+            <w:pPr>
+              <w:keepNext/>
+              <w:spacing w:before="20" w:after="20"/>
+              <w:jc w:val="center"/>
+            </w:pPr>
+            <w:r/>
+          </w:p>
+        </w:tc>
+        <w:tc>
+          <w:tcPr>
+            <w:vAlign w:val="center"/>
+            <w:tcW w:type="dxa" w:w="1413"/>
+          </w:tcPr>
+          <w:p>
+            <w:pPr>
+              <w:keepNext/>
+              <w:spacing w:before="20" w:after="20"/>
+              <w:jc w:val="center"/>
+            </w:pPr>
+            <w:r/>
+          </w:p>
+        </w:tc>
+        <w:tc>
+          <w:tcPr>
+            <w:vAlign w:val="center"/>
+            <w:tcW w:type="dxa" w:w="927"/>
+          </w:tcPr>
+          <w:p>
+            <w:pPr>
+              <w:keepNext/>
+              <w:spacing w:before="20" w:after="20"/>
+              <w:jc w:val="center"/>
+            </w:pPr>
+            <w:r/>
+          </w:p>
+        </w:tc>
+        <w:tc>
+          <w:tcPr>
+            <w:vAlign w:val="center"/>
+            <w:tcW w:type="dxa" w:w="1413"/>
           </w:tcPr>
           <w:p>
             <w:pPr>
@@ -9492,7 +9643,7 @@
           <w:tcPr>
             <w:shd w:val="clear" w:color="auto" w:fill="F2F2F2"/>
             <w:vAlign w:val="center"/>
-            <w:tcW w:type="dxa" w:w="3707"/>
+            <w:tcW w:type="dxa" w:w="3666"/>
           </w:tcPr>
           <w:p>
             <w:pPr>
@@ -9517,7 +9668,7 @@
           <w:tcPr>
             <w:shd w:val="clear" w:color="auto" w:fill="F7FAFC"/>
             <w:vAlign w:val="center"/>
-            <w:tcW w:type="dxa" w:w="1783"/>
+            <w:tcW w:type="dxa" w:w="1434"/>
           </w:tcPr>
           <w:p>
             <w:pPr>
@@ -9532,7 +9683,7 @@
           <w:tcPr>
             <w:shd w:val="clear" w:color="auto" w:fill="F7FAFC"/>
             <w:vAlign w:val="center"/>
-            <w:tcW w:type="dxa" w:w="1854"/>
+            <w:tcW w:type="dxa" w:w="1612"/>
           </w:tcPr>
           <w:p>
             <w:pPr>
@@ -9547,7 +9698,7 @@
           <w:tcPr>
             <w:shd w:val="clear" w:color="auto" w:fill="F7FAFC"/>
             <w:vAlign w:val="center"/>
-            <w:tcW w:type="dxa" w:w="1266"/>
+            <w:tcW w:type="dxa" w:w="1413"/>
           </w:tcPr>
           <w:p>
             <w:pPr>
@@ -9562,7 +9713,22 @@
           <w:tcPr>
             <w:shd w:val="clear" w:color="auto" w:fill="F7FAFC"/>
             <w:vAlign w:val="center"/>
-            <w:tcW w:type="dxa" w:w="1854"/>
+            <w:tcW w:type="dxa" w:w="927"/>
+          </w:tcPr>
+          <w:p>
+            <w:pPr>
+              <w:keepNext/>
+              <w:spacing w:before="20" w:after="20"/>
+              <w:jc w:val="center"/>
+            </w:pPr>
+            <w:r/>
+          </w:p>
+        </w:tc>
+        <w:tc>
+          <w:tcPr>
+            <w:shd w:val="clear" w:color="auto" w:fill="F7FAFC"/>
+            <w:vAlign w:val="center"/>
+            <w:tcW w:type="dxa" w:w="1413"/>
           </w:tcPr>
           <w:p>
             <w:pPr>
@@ -9582,7 +9748,7 @@
           <w:tcPr>
             <w:shd w:val="clear" w:color="auto" w:fill="F2F2F2"/>
             <w:vAlign w:val="center"/>
-            <w:tcW w:type="dxa" w:w="3707"/>
+            <w:tcW w:type="dxa" w:w="3666"/>
           </w:tcPr>
           <w:p>
             <w:pPr>
@@ -9625,46 +9791,59 @@
         <w:tc>
           <w:tcPr>
             <w:vAlign w:val="center"/>
-            <w:tcW w:type="dxa" w:w="1783"/>
-          </w:tcPr>
-          <w:p>
-            <w:pPr>
-              <w:spacing w:before="20" w:after="20"/>
-              <w:jc w:val="center"/>
-            </w:pPr>
-            <w:r/>
-          </w:p>
-        </w:tc>
-        <w:tc>
-          <w:tcPr>
-            <w:vAlign w:val="center"/>
-            <w:tcW w:type="dxa" w:w="1854"/>
-          </w:tcPr>
-          <w:p>
-            <w:pPr>
-              <w:spacing w:before="20" w:after="20"/>
-              <w:jc w:val="center"/>
-            </w:pPr>
-            <w:r/>
-          </w:p>
-        </w:tc>
-        <w:tc>
-          <w:tcPr>
-            <w:vAlign w:val="center"/>
-            <w:tcW w:type="dxa" w:w="1266"/>
-          </w:tcPr>
-          <w:p>
-            <w:pPr>
-              <w:spacing w:before="20" w:after="20"/>
-              <w:jc w:val="center"/>
-            </w:pPr>
-            <w:r/>
-          </w:p>
-        </w:tc>
-        <w:tc>
-          <w:tcPr>
-            <w:vAlign w:val="center"/>
-            <w:tcW w:type="dxa" w:w="1854"/>
+            <w:tcW w:type="dxa" w:w="1434"/>
+          </w:tcPr>
+          <w:p>
+            <w:pPr>
+              <w:spacing w:before="20" w:after="20"/>
+              <w:jc w:val="center"/>
+            </w:pPr>
+            <w:r/>
+          </w:p>
+        </w:tc>
+        <w:tc>
+          <w:tcPr>
+            <w:vAlign w:val="center"/>
+            <w:tcW w:type="dxa" w:w="1612"/>
+          </w:tcPr>
+          <w:p>
+            <w:pPr>
+              <w:spacing w:before="20" w:after="20"/>
+              <w:jc w:val="center"/>
+            </w:pPr>
+            <w:r/>
+          </w:p>
+        </w:tc>
+        <w:tc>
+          <w:tcPr>
+            <w:vAlign w:val="center"/>
+            <w:tcW w:type="dxa" w:w="1413"/>
+          </w:tcPr>
+          <w:p>
+            <w:pPr>
+              <w:spacing w:before="20" w:after="20"/>
+              <w:jc w:val="center"/>
+            </w:pPr>
+            <w:r/>
+          </w:p>
+        </w:tc>
+        <w:tc>
+          <w:tcPr>
+            <w:vAlign w:val="center"/>
+            <w:tcW w:type="dxa" w:w="927"/>
+          </w:tcPr>
+          <w:p>
+            <w:pPr>
+              <w:spacing w:before="20" w:after="20"/>
+              <w:jc w:val="center"/>
+            </w:pPr>
+            <w:r/>
+          </w:p>
+        </w:tc>
+        <w:tc>
+          <w:tcPr>
+            <w:vAlign w:val="center"/>
+            <w:tcW w:type="dxa" w:w="1413"/>
           </w:tcPr>
           <w:p>
             <w:pPr>
@@ -9788,7 +9967,7 @@
                 <w:color w:val="000000"/>
                 <w:sz w:val="20"/>
               </w:rPr>
-              <w:t>Спојот на лентата парафиран и датиран од двете лица</w:t>
+              <w:t>Брендирана лента; спојот парафиран и датиран од двете лица</w:t>
             </w:r>
             <w:r>
               <w:rPr>
@@ -9808,7 +9987,7 @@
                 <w:color w:val="000000"/>
                 <w:sz w:val="16"/>
               </w:rPr>
-              <w:t>Tape joint initialled and dated by both persons</w:t>
+              <w:t>Branded tape; joint initialled and dated by both persons</w:t>
             </w:r>
           </w:p>
         </w:tc>
@@ -9882,7 +10061,7 @@
                 <w:color w:val="000000"/>
                 <w:sz w:val="20"/>
               </w:rPr>
-              <w:t>Етикетата „КОНТРА-МОСТРИ“ поставена на картонот</w:t>
+              <w:t>Етикетата „КОНТРА МОСТРИ“ поставена на картонот</w:t>
             </w:r>
             <w:r>
               <w:rPr>

--- a/deliverables/inland_transport_2026-10/v02_2026-10-13/docx/WHSOP_003_A03.docx
+++ b/deliverables/inland_transport_2026-10/v02_2026-10-13/docx/WHSOP_003_A03.docx
@@ -466,11 +466,11 @@
         </w:tblBorders>
       </w:tblPr>
       <w:tblGrid>
-        <w:gridCol w:w="3767"/>
-        <w:gridCol w:w="3812"/>
-        <w:gridCol w:w="1295"/>
-        <w:gridCol w:w="1026"/>
-        <w:gridCol w:w="564"/>
+        <w:gridCol w:w="2913"/>
+        <w:gridCol w:w="4577"/>
+        <w:gridCol w:w="1329"/>
+        <w:gridCol w:w="1022"/>
+        <w:gridCol w:w="623"/>
       </w:tblGrid>
       <w:tr>
         <w:trPr>
@@ -481,7 +481,7 @@
           <w:tcPr>
             <w:shd w:val="clear" w:color="auto" w:fill="2B547E"/>
             <w:vAlign w:val="center"/>
-            <w:tcW w:type="dxa" w:w="3767"/>
+            <w:tcW w:type="dxa" w:w="2913"/>
           </w:tcPr>
           <w:p>
             <w:pPr>
@@ -526,7 +526,7 @@
           <w:tcPr>
             <w:shd w:val="clear" w:color="auto" w:fill="2B547E"/>
             <w:vAlign w:val="center"/>
-            <w:tcW w:type="dxa" w:w="3812"/>
+            <w:tcW w:type="dxa" w:w="4577"/>
           </w:tcPr>
           <w:p>
             <w:pPr>
@@ -571,7 +571,7 @@
           <w:tcPr>
             <w:shd w:val="clear" w:color="auto" w:fill="2B547E"/>
             <w:vAlign w:val="center"/>
-            <w:tcW w:type="dxa" w:w="1295"/>
+            <w:tcW w:type="dxa" w:w="1329"/>
           </w:tcPr>
           <w:p>
             <w:pPr>
@@ -616,7 +616,7 @@
           <w:tcPr>
             <w:shd w:val="clear" w:color="auto" w:fill="2B547E"/>
             <w:vAlign w:val="center"/>
-            <w:tcW w:type="dxa" w:w="1026"/>
+            <w:tcW w:type="dxa" w:w="1022"/>
           </w:tcPr>
           <w:p>
             <w:pPr>
@@ -661,7 +661,7 @@
           <w:tcPr>
             <w:shd w:val="clear" w:color="auto" w:fill="2B547E"/>
             <w:vAlign w:val="center"/>
-            <w:tcW w:type="dxa" w:w="564"/>
+            <w:tcW w:type="dxa" w:w="623"/>
           </w:tcPr>
           <w:p>
             <w:pPr>
@@ -691,7 +691,7 @@
           <w:tcPr>
             <w:shd w:val="clear" w:color="auto" w:fill="F2F2F2"/>
             <w:vAlign w:val="center"/>
-            <w:tcW w:type="dxa" w:w="3767"/>
+            <w:tcW w:type="dxa" w:w="2913"/>
           </w:tcPr>
           <w:p>
             <w:pPr>
@@ -735,7 +735,7 @@
         <w:tc>
           <w:tcPr>
             <w:vAlign w:val="center"/>
-            <w:tcW w:type="dxa" w:w="3812"/>
+            <w:tcW w:type="dxa" w:w="4577"/>
           </w:tcPr>
           <w:p>
             <w:pPr>
@@ -779,35 +779,35 @@
         <w:tc>
           <w:tcPr>
             <w:vAlign w:val="center"/>
-            <w:tcW w:type="dxa" w:w="1295"/>
-          </w:tcPr>
-          <w:p>
-            <w:pPr>
-              <w:keepNext/>
-              <w:spacing w:before="20" w:after="20"/>
-              <w:jc w:val="center"/>
-            </w:pPr>
-            <w:r/>
-          </w:p>
-        </w:tc>
-        <w:tc>
-          <w:tcPr>
-            <w:vAlign w:val="center"/>
-            <w:tcW w:type="dxa" w:w="1026"/>
-          </w:tcPr>
-          <w:p>
-            <w:pPr>
-              <w:keepNext/>
-              <w:spacing w:before="20" w:after="20"/>
-              <w:jc w:val="center"/>
-            </w:pPr>
-            <w:r/>
-          </w:p>
-        </w:tc>
-        <w:tc>
-          <w:tcPr>
-            <w:vAlign w:val="center"/>
-            <w:tcW w:type="dxa" w:w="564"/>
+            <w:tcW w:type="dxa" w:w="1329"/>
+          </w:tcPr>
+          <w:p>
+            <w:pPr>
+              <w:keepNext/>
+              <w:spacing w:before="20" w:after="20"/>
+              <w:jc w:val="center"/>
+            </w:pPr>
+            <w:r/>
+          </w:p>
+        </w:tc>
+        <w:tc>
+          <w:tcPr>
+            <w:vAlign w:val="center"/>
+            <w:tcW w:type="dxa" w:w="1022"/>
+          </w:tcPr>
+          <w:p>
+            <w:pPr>
+              <w:keepNext/>
+              <w:spacing w:before="20" w:after="20"/>
+              <w:jc w:val="center"/>
+            </w:pPr>
+            <w:r/>
+          </w:p>
+        </w:tc>
+        <w:tc>
+          <w:tcPr>
+            <w:vAlign w:val="center"/>
+            <w:tcW w:type="dxa" w:w="623"/>
           </w:tcPr>
           <w:p>
             <w:pPr>
@@ -837,7 +837,7 @@
           <w:tcPr>
             <w:shd w:val="clear" w:color="auto" w:fill="F2F2F2"/>
             <w:vAlign w:val="center"/>
-            <w:tcW w:type="dxa" w:w="3767"/>
+            <w:tcW w:type="dxa" w:w="2913"/>
           </w:tcPr>
           <w:p>
             <w:pPr>
@@ -882,7 +882,7 @@
           <w:tcPr>
             <w:shd w:val="clear" w:color="auto" w:fill="F7FAFC"/>
             <w:vAlign w:val="center"/>
-            <w:tcW w:type="dxa" w:w="3812"/>
+            <w:tcW w:type="dxa" w:w="4577"/>
           </w:tcPr>
           <w:p>
             <w:pPr>
@@ -927,7 +927,7 @@
           <w:tcPr>
             <w:shd w:val="clear" w:color="auto" w:fill="F7FAFC"/>
             <w:vAlign w:val="center"/>
-            <w:tcW w:type="dxa" w:w="1295"/>
+            <w:tcW w:type="dxa" w:w="1329"/>
           </w:tcPr>
           <w:p>
             <w:pPr>
@@ -942,7 +942,7 @@
           <w:tcPr>
             <w:shd w:val="clear" w:color="auto" w:fill="F7FAFC"/>
             <w:vAlign w:val="center"/>
-            <w:tcW w:type="dxa" w:w="1026"/>
+            <w:tcW w:type="dxa" w:w="1022"/>
           </w:tcPr>
           <w:p>
             <w:pPr>
@@ -957,7 +957,7 @@
           <w:tcPr>
             <w:shd w:val="clear" w:color="auto" w:fill="F7FAFC"/>
             <w:vAlign w:val="center"/>
-            <w:tcW w:type="dxa" w:w="564"/>
+            <w:tcW w:type="dxa" w:w="623"/>
           </w:tcPr>
           <w:p>
             <w:pPr>
@@ -987,7 +987,7 @@
           <w:tcPr>
             <w:shd w:val="clear" w:color="auto" w:fill="F2F2F2"/>
             <w:vAlign w:val="center"/>
-            <w:tcW w:type="dxa" w:w="3767"/>
+            <w:tcW w:type="dxa" w:w="2913"/>
           </w:tcPr>
           <w:p>
             <w:pPr>
@@ -1031,7 +1031,7 @@
         <w:tc>
           <w:tcPr>
             <w:vAlign w:val="center"/>
-            <w:tcW w:type="dxa" w:w="3812"/>
+            <w:tcW w:type="dxa" w:w="4577"/>
           </w:tcPr>
           <w:p>
             <w:pPr>
@@ -1075,35 +1075,35 @@
         <w:tc>
           <w:tcPr>
             <w:vAlign w:val="center"/>
-            <w:tcW w:type="dxa" w:w="1295"/>
-          </w:tcPr>
-          <w:p>
-            <w:pPr>
-              <w:keepNext/>
-              <w:spacing w:before="20" w:after="20"/>
-              <w:jc w:val="center"/>
-            </w:pPr>
-            <w:r/>
-          </w:p>
-        </w:tc>
-        <w:tc>
-          <w:tcPr>
-            <w:vAlign w:val="center"/>
-            <w:tcW w:type="dxa" w:w="1026"/>
-          </w:tcPr>
-          <w:p>
-            <w:pPr>
-              <w:keepNext/>
-              <w:spacing w:before="20" w:after="20"/>
-              <w:jc w:val="center"/>
-            </w:pPr>
-            <w:r/>
-          </w:p>
-        </w:tc>
-        <w:tc>
-          <w:tcPr>
-            <w:vAlign w:val="center"/>
-            <w:tcW w:type="dxa" w:w="564"/>
+            <w:tcW w:type="dxa" w:w="1329"/>
+          </w:tcPr>
+          <w:p>
+            <w:pPr>
+              <w:keepNext/>
+              <w:spacing w:before="20" w:after="20"/>
+              <w:jc w:val="center"/>
+            </w:pPr>
+            <w:r/>
+          </w:p>
+        </w:tc>
+        <w:tc>
+          <w:tcPr>
+            <w:vAlign w:val="center"/>
+            <w:tcW w:type="dxa" w:w="1022"/>
+          </w:tcPr>
+          <w:p>
+            <w:pPr>
+              <w:keepNext/>
+              <w:spacing w:before="20" w:after="20"/>
+              <w:jc w:val="center"/>
+            </w:pPr>
+            <w:r/>
+          </w:p>
+        </w:tc>
+        <w:tc>
+          <w:tcPr>
+            <w:vAlign w:val="center"/>
+            <w:tcW w:type="dxa" w:w="623"/>
           </w:tcPr>
           <w:p>
             <w:pPr>
@@ -1133,7 +1133,7 @@
           <w:tcPr>
             <w:shd w:val="clear" w:color="auto" w:fill="F2F2F2"/>
             <w:vAlign w:val="center"/>
-            <w:tcW w:type="dxa" w:w="3767"/>
+            <w:tcW w:type="dxa" w:w="2913"/>
           </w:tcPr>
           <w:p>
             <w:pPr>
@@ -1177,7 +1177,7 @@
           <w:tcPr>
             <w:shd w:val="clear" w:color="auto" w:fill="F7FAFC"/>
             <w:vAlign w:val="center"/>
-            <w:tcW w:type="dxa" w:w="3812"/>
+            <w:tcW w:type="dxa" w:w="4577"/>
           </w:tcPr>
           <w:p>
             <w:pPr>
@@ -1221,7 +1221,7 @@
           <w:tcPr>
             <w:shd w:val="clear" w:color="auto" w:fill="F7FAFC"/>
             <w:vAlign w:val="center"/>
-            <w:tcW w:type="dxa" w:w="1295"/>
+            <w:tcW w:type="dxa" w:w="1329"/>
           </w:tcPr>
           <w:p>
             <w:pPr>
@@ -1235,7 +1235,7 @@
           <w:tcPr>
             <w:shd w:val="clear" w:color="auto" w:fill="F7FAFC"/>
             <w:vAlign w:val="center"/>
-            <w:tcW w:type="dxa" w:w="1026"/>
+            <w:tcW w:type="dxa" w:w="1022"/>
           </w:tcPr>
           <w:p>
             <w:pPr>
@@ -1249,7 +1249,7 @@
           <w:tcPr>
             <w:shd w:val="clear" w:color="auto" w:fill="F7FAFC"/>
             <w:vAlign w:val="center"/>
-            <w:tcW w:type="dxa" w:w="564"/>
+            <w:tcW w:type="dxa" w:w="623"/>
           </w:tcPr>
           <w:p>
             <w:pPr>
@@ -2314,10 +2314,10 @@
         </w:tblBorders>
       </w:tblPr>
       <w:tblGrid>
-        <w:gridCol w:w="3796"/>
-        <w:gridCol w:w="1758"/>
-        <w:gridCol w:w="2001"/>
-        <w:gridCol w:w="2910"/>
+        <w:gridCol w:w="1360"/>
+        <w:gridCol w:w="3035"/>
+        <w:gridCol w:w="3035"/>
+        <w:gridCol w:w="3035"/>
       </w:tblGrid>
       <w:tr>
         <w:trPr>
@@ -2328,7 +2328,7 @@
           <w:tcPr>
             <w:shd w:val="clear" w:color="auto" w:fill="2B547E"/>
             <w:vAlign w:val="center"/>
-            <w:tcW w:type="dxa" w:w="3796"/>
+            <w:tcW w:type="dxa" w:w="1360"/>
           </w:tcPr>
           <w:p>
             <w:pPr>
@@ -2353,7 +2353,7 @@
           <w:tcPr>
             <w:shd w:val="clear" w:color="auto" w:fill="2B547E"/>
             <w:vAlign w:val="center"/>
-            <w:tcW w:type="dxa" w:w="1758"/>
+            <w:tcW w:type="dxa" w:w="3035"/>
           </w:tcPr>
           <w:p>
             <w:pPr>
@@ -2398,7 +2398,7 @@
           <w:tcPr>
             <w:shd w:val="clear" w:color="auto" w:fill="2B547E"/>
             <w:vAlign w:val="center"/>
-            <w:tcW w:type="dxa" w:w="2001"/>
+            <w:tcW w:type="dxa" w:w="3035"/>
           </w:tcPr>
           <w:p>
             <w:pPr>
@@ -2443,7 +2443,7 @@
           <w:tcPr>
             <w:shd w:val="clear" w:color="auto" w:fill="2B547E"/>
             <w:vAlign w:val="center"/>
-            <w:tcW w:type="dxa" w:w="2910"/>
+            <w:tcW w:type="dxa" w:w="3035"/>
           </w:tcPr>
           <w:p>
             <w:pPr>
@@ -2493,7 +2493,7 @@
           <w:tcPr>
             <w:shd w:val="clear" w:color="auto" w:fill="F2F2F2"/>
             <w:vAlign w:val="center"/>
-            <w:tcW w:type="dxa" w:w="3796"/>
+            <w:tcW w:type="dxa" w:w="1360"/>
           </w:tcPr>
           <w:p>
             <w:pPr>
@@ -2517,35 +2517,35 @@
         <w:tc>
           <w:tcPr>
             <w:vAlign w:val="center"/>
-            <w:tcW w:type="dxa" w:w="1758"/>
-          </w:tcPr>
-          <w:p>
-            <w:pPr>
-              <w:keepNext/>
-              <w:spacing w:before="20" w:after="20"/>
-              <w:jc w:val="center"/>
-            </w:pPr>
-            <w:r/>
-          </w:p>
-        </w:tc>
-        <w:tc>
-          <w:tcPr>
-            <w:vAlign w:val="center"/>
-            <w:tcW w:type="dxa" w:w="2001"/>
-          </w:tcPr>
-          <w:p>
-            <w:pPr>
-              <w:keepNext/>
-              <w:spacing w:before="20" w:after="20"/>
-              <w:jc w:val="center"/>
-            </w:pPr>
-            <w:r/>
-          </w:p>
-        </w:tc>
-        <w:tc>
-          <w:tcPr>
-            <w:vAlign w:val="center"/>
-            <w:tcW w:type="dxa" w:w="2910"/>
+            <w:tcW w:type="dxa" w:w="3035"/>
+          </w:tcPr>
+          <w:p>
+            <w:pPr>
+              <w:keepNext/>
+              <w:spacing w:before="20" w:after="20"/>
+              <w:jc w:val="center"/>
+            </w:pPr>
+            <w:r/>
+          </w:p>
+        </w:tc>
+        <w:tc>
+          <w:tcPr>
+            <w:vAlign w:val="center"/>
+            <w:tcW w:type="dxa" w:w="3035"/>
+          </w:tcPr>
+          <w:p>
+            <w:pPr>
+              <w:keepNext/>
+              <w:spacing w:before="20" w:after="20"/>
+              <w:jc w:val="center"/>
+            </w:pPr>
+            <w:r/>
+          </w:p>
+        </w:tc>
+        <w:tc>
+          <w:tcPr>
+            <w:vAlign w:val="center"/>
+            <w:tcW w:type="dxa" w:w="3035"/>
           </w:tcPr>
           <w:p>
             <w:pPr>
@@ -2565,7 +2565,7 @@
           <w:tcPr>
             <w:shd w:val="clear" w:color="auto" w:fill="F2F2F2"/>
             <w:vAlign w:val="center"/>
-            <w:tcW w:type="dxa" w:w="3796"/>
+            <w:tcW w:type="dxa" w:w="1360"/>
           </w:tcPr>
           <w:p>
             <w:pPr>
@@ -2590,7 +2590,7 @@
           <w:tcPr>
             <w:shd w:val="clear" w:color="auto" w:fill="F7FAFC"/>
             <w:vAlign w:val="center"/>
-            <w:tcW w:type="dxa" w:w="1758"/>
+            <w:tcW w:type="dxa" w:w="3035"/>
           </w:tcPr>
           <w:p>
             <w:pPr>
@@ -2605,7 +2605,7 @@
           <w:tcPr>
             <w:shd w:val="clear" w:color="auto" w:fill="F7FAFC"/>
             <w:vAlign w:val="center"/>
-            <w:tcW w:type="dxa" w:w="2001"/>
+            <w:tcW w:type="dxa" w:w="3035"/>
           </w:tcPr>
           <w:p>
             <w:pPr>
@@ -2620,7 +2620,7 @@
           <w:tcPr>
             <w:shd w:val="clear" w:color="auto" w:fill="F7FAFC"/>
             <w:vAlign w:val="center"/>
-            <w:tcW w:type="dxa" w:w="2910"/>
+            <w:tcW w:type="dxa" w:w="3035"/>
           </w:tcPr>
           <w:p>
             <w:pPr>
@@ -2640,7 +2640,7 @@
           <w:tcPr>
             <w:shd w:val="clear" w:color="auto" w:fill="F2F2F2"/>
             <w:vAlign w:val="center"/>
-            <w:tcW w:type="dxa" w:w="3796"/>
+            <w:tcW w:type="dxa" w:w="1360"/>
           </w:tcPr>
           <w:p>
             <w:pPr>
@@ -2663,33 +2663,33 @@
         <w:tc>
           <w:tcPr>
             <w:vAlign w:val="center"/>
-            <w:tcW w:type="dxa" w:w="1758"/>
-          </w:tcPr>
-          <w:p>
-            <w:pPr>
-              <w:spacing w:before="20" w:after="20"/>
-              <w:jc w:val="center"/>
-            </w:pPr>
-            <w:r/>
-          </w:p>
-        </w:tc>
-        <w:tc>
-          <w:tcPr>
-            <w:vAlign w:val="center"/>
-            <w:tcW w:type="dxa" w:w="2001"/>
-          </w:tcPr>
-          <w:p>
-            <w:pPr>
-              <w:spacing w:before="20" w:after="20"/>
-              <w:jc w:val="center"/>
-            </w:pPr>
-            <w:r/>
-          </w:p>
-        </w:tc>
-        <w:tc>
-          <w:tcPr>
-            <w:vAlign w:val="center"/>
-            <w:tcW w:type="dxa" w:w="2910"/>
+            <w:tcW w:type="dxa" w:w="3035"/>
+          </w:tcPr>
+          <w:p>
+            <w:pPr>
+              <w:spacing w:before="20" w:after="20"/>
+              <w:jc w:val="center"/>
+            </w:pPr>
+            <w:r/>
+          </w:p>
+        </w:tc>
+        <w:tc>
+          <w:tcPr>
+            <w:vAlign w:val="center"/>
+            <w:tcW w:type="dxa" w:w="3035"/>
+          </w:tcPr>
+          <w:p>
+            <w:pPr>
+              <w:spacing w:before="20" w:after="20"/>
+              <w:jc w:val="center"/>
+            </w:pPr>
+            <w:r/>
+          </w:p>
+        </w:tc>
+        <w:tc>
+          <w:tcPr>
+            <w:vAlign w:val="center"/>
+            <w:tcW w:type="dxa" w:w="3035"/>
           </w:tcPr>
           <w:p>
             <w:pPr>
@@ -2708,7 +2708,7 @@
           <w:tcPr>
             <w:shd w:val="clear" w:color="auto" w:fill="F2F2F2"/>
             <w:vAlign w:val="center"/>
-            <w:tcW w:type="dxa" w:w="3796"/>
+            <w:tcW w:type="dxa" w:w="1360"/>
           </w:tcPr>
           <w:p>
             <w:pPr>
@@ -2732,7 +2732,7 @@
           <w:tcPr>
             <w:shd w:val="clear" w:color="auto" w:fill="F7FAFC"/>
             <w:vAlign w:val="center"/>
-            <w:tcW w:type="dxa" w:w="1758"/>
+            <w:tcW w:type="dxa" w:w="3035"/>
           </w:tcPr>
           <w:p>
             <w:pPr>
@@ -2746,7 +2746,7 @@
           <w:tcPr>
             <w:shd w:val="clear" w:color="auto" w:fill="F7FAFC"/>
             <w:vAlign w:val="center"/>
-            <w:tcW w:type="dxa" w:w="2001"/>
+            <w:tcW w:type="dxa" w:w="3035"/>
           </w:tcPr>
           <w:p>
             <w:pPr>
@@ -2760,7 +2760,7 @@
           <w:tcPr>
             <w:shd w:val="clear" w:color="auto" w:fill="F7FAFC"/>
             <w:vAlign w:val="center"/>
-            <w:tcW w:type="dxa" w:w="2910"/>
+            <w:tcW w:type="dxa" w:w="3035"/>
           </w:tcPr>
           <w:p>
             <w:pPr>
@@ -2779,7 +2779,7 @@
           <w:tcPr>
             <w:shd w:val="clear" w:color="auto" w:fill="F2F2F2"/>
             <w:vAlign w:val="center"/>
-            <w:tcW w:type="dxa" w:w="3796"/>
+            <w:tcW w:type="dxa" w:w="1360"/>
           </w:tcPr>
           <w:p>
             <w:pPr>
@@ -2802,33 +2802,33 @@
         <w:tc>
           <w:tcPr>
             <w:vAlign w:val="center"/>
-            <w:tcW w:type="dxa" w:w="1758"/>
-          </w:tcPr>
-          <w:p>
-            <w:pPr>
-              <w:spacing w:before="20" w:after="20"/>
-              <w:jc w:val="center"/>
-            </w:pPr>
-            <w:r/>
-          </w:p>
-        </w:tc>
-        <w:tc>
-          <w:tcPr>
-            <w:vAlign w:val="center"/>
-            <w:tcW w:type="dxa" w:w="2001"/>
-          </w:tcPr>
-          <w:p>
-            <w:pPr>
-              <w:spacing w:before="20" w:after="20"/>
-              <w:jc w:val="center"/>
-            </w:pPr>
-            <w:r/>
-          </w:p>
-        </w:tc>
-        <w:tc>
-          <w:tcPr>
-            <w:vAlign w:val="center"/>
-            <w:tcW w:type="dxa" w:w="2910"/>
+            <w:tcW w:type="dxa" w:w="3035"/>
+          </w:tcPr>
+          <w:p>
+            <w:pPr>
+              <w:spacing w:before="20" w:after="20"/>
+              <w:jc w:val="center"/>
+            </w:pPr>
+            <w:r/>
+          </w:p>
+        </w:tc>
+        <w:tc>
+          <w:tcPr>
+            <w:vAlign w:val="center"/>
+            <w:tcW w:type="dxa" w:w="3035"/>
+          </w:tcPr>
+          <w:p>
+            <w:pPr>
+              <w:spacing w:before="20" w:after="20"/>
+              <w:jc w:val="center"/>
+            </w:pPr>
+            <w:r/>
+          </w:p>
+        </w:tc>
+        <w:tc>
+          <w:tcPr>
+            <w:vAlign w:val="center"/>
+            <w:tcW w:type="dxa" w:w="3035"/>
           </w:tcPr>
           <w:p>
             <w:pPr>
@@ -2847,7 +2847,7 @@
           <w:tcPr>
             <w:shd w:val="clear" w:color="auto" w:fill="F2F2F2"/>
             <w:vAlign w:val="center"/>
-            <w:tcW w:type="dxa" w:w="3796"/>
+            <w:tcW w:type="dxa" w:w="1360"/>
           </w:tcPr>
           <w:p>
             <w:pPr>
@@ -2871,7 +2871,7 @@
           <w:tcPr>
             <w:shd w:val="clear" w:color="auto" w:fill="F7FAFC"/>
             <w:vAlign w:val="center"/>
-            <w:tcW w:type="dxa" w:w="1758"/>
+            <w:tcW w:type="dxa" w:w="3035"/>
           </w:tcPr>
           <w:p>
             <w:pPr>
@@ -2885,7 +2885,7 @@
           <w:tcPr>
             <w:shd w:val="clear" w:color="auto" w:fill="F7FAFC"/>
             <w:vAlign w:val="center"/>
-            <w:tcW w:type="dxa" w:w="2001"/>
+            <w:tcW w:type="dxa" w:w="3035"/>
           </w:tcPr>
           <w:p>
             <w:pPr>
@@ -2899,7 +2899,7 @@
           <w:tcPr>
             <w:shd w:val="clear" w:color="auto" w:fill="F7FAFC"/>
             <w:vAlign w:val="center"/>
-            <w:tcW w:type="dxa" w:w="2910"/>
+            <w:tcW w:type="dxa" w:w="3035"/>
           </w:tcPr>
           <w:p>
             <w:pPr>
@@ -2918,7 +2918,7 @@
           <w:tcPr>
             <w:shd w:val="clear" w:color="auto" w:fill="F2F2F2"/>
             <w:vAlign w:val="center"/>
-            <w:tcW w:type="dxa" w:w="3796"/>
+            <w:tcW w:type="dxa" w:w="1360"/>
           </w:tcPr>
           <w:p>
             <w:pPr>
@@ -2941,33 +2941,33 @@
         <w:tc>
           <w:tcPr>
             <w:vAlign w:val="center"/>
-            <w:tcW w:type="dxa" w:w="1758"/>
-          </w:tcPr>
-          <w:p>
-            <w:pPr>
-              <w:spacing w:before="20" w:after="20"/>
-              <w:jc w:val="center"/>
-            </w:pPr>
-            <w:r/>
-          </w:p>
-        </w:tc>
-        <w:tc>
-          <w:tcPr>
-            <w:vAlign w:val="center"/>
-            <w:tcW w:type="dxa" w:w="2001"/>
-          </w:tcPr>
-          <w:p>
-            <w:pPr>
-              <w:spacing w:before="20" w:after="20"/>
-              <w:jc w:val="center"/>
-            </w:pPr>
-            <w:r/>
-          </w:p>
-        </w:tc>
-        <w:tc>
-          <w:tcPr>
-            <w:vAlign w:val="center"/>
-            <w:tcW w:type="dxa" w:w="2910"/>
+            <w:tcW w:type="dxa" w:w="3035"/>
+          </w:tcPr>
+          <w:p>
+            <w:pPr>
+              <w:spacing w:before="20" w:after="20"/>
+              <w:jc w:val="center"/>
+            </w:pPr>
+            <w:r/>
+          </w:p>
+        </w:tc>
+        <w:tc>
+          <w:tcPr>
+            <w:vAlign w:val="center"/>
+            <w:tcW w:type="dxa" w:w="3035"/>
+          </w:tcPr>
+          <w:p>
+            <w:pPr>
+              <w:spacing w:before="20" w:after="20"/>
+              <w:jc w:val="center"/>
+            </w:pPr>
+            <w:r/>
+          </w:p>
+        </w:tc>
+        <w:tc>
+          <w:tcPr>
+            <w:vAlign w:val="center"/>
+            <w:tcW w:type="dxa" w:w="3035"/>
           </w:tcPr>
           <w:p>
             <w:pPr>
@@ -2986,7 +2986,7 @@
           <w:tcPr>
             <w:shd w:val="clear" w:color="auto" w:fill="F2F2F2"/>
             <w:vAlign w:val="center"/>
-            <w:tcW w:type="dxa" w:w="3796"/>
+            <w:tcW w:type="dxa" w:w="1360"/>
           </w:tcPr>
           <w:p>
             <w:pPr>
@@ -3010,7 +3010,7 @@
           <w:tcPr>
             <w:shd w:val="clear" w:color="auto" w:fill="F7FAFC"/>
             <w:vAlign w:val="center"/>
-            <w:tcW w:type="dxa" w:w="1758"/>
+            <w:tcW w:type="dxa" w:w="3035"/>
           </w:tcPr>
           <w:p>
             <w:pPr>
@@ -3024,7 +3024,7 @@
           <w:tcPr>
             <w:shd w:val="clear" w:color="auto" w:fill="F7FAFC"/>
             <w:vAlign w:val="center"/>
-            <w:tcW w:type="dxa" w:w="2001"/>
+            <w:tcW w:type="dxa" w:w="3035"/>
           </w:tcPr>
           <w:p>
             <w:pPr>
@@ -3038,7 +3038,7 @@
           <w:tcPr>
             <w:shd w:val="clear" w:color="auto" w:fill="F7FAFC"/>
             <w:vAlign w:val="center"/>
-            <w:tcW w:type="dxa" w:w="2910"/>
+            <w:tcW w:type="dxa" w:w="3035"/>
           </w:tcPr>
           <w:p>
             <w:pPr>
@@ -3057,7 +3057,7 @@
           <w:tcPr>
             <w:shd w:val="clear" w:color="auto" w:fill="F2F2F2"/>
             <w:vAlign w:val="center"/>
-            <w:tcW w:type="dxa" w:w="3796"/>
+            <w:tcW w:type="dxa" w:w="1360"/>
           </w:tcPr>
           <w:p>
             <w:pPr>
@@ -3080,33 +3080,33 @@
         <w:tc>
           <w:tcPr>
             <w:vAlign w:val="center"/>
-            <w:tcW w:type="dxa" w:w="1758"/>
-          </w:tcPr>
-          <w:p>
-            <w:pPr>
-              <w:spacing w:before="20" w:after="20"/>
-              <w:jc w:val="center"/>
-            </w:pPr>
-            <w:r/>
-          </w:p>
-        </w:tc>
-        <w:tc>
-          <w:tcPr>
-            <w:vAlign w:val="center"/>
-            <w:tcW w:type="dxa" w:w="2001"/>
-          </w:tcPr>
-          <w:p>
-            <w:pPr>
-              <w:spacing w:before="20" w:after="20"/>
-              <w:jc w:val="center"/>
-            </w:pPr>
-            <w:r/>
-          </w:p>
-        </w:tc>
-        <w:tc>
-          <w:tcPr>
-            <w:vAlign w:val="center"/>
-            <w:tcW w:type="dxa" w:w="2910"/>
+            <w:tcW w:type="dxa" w:w="3035"/>
+          </w:tcPr>
+          <w:p>
+            <w:pPr>
+              <w:spacing w:before="20" w:after="20"/>
+              <w:jc w:val="center"/>
+            </w:pPr>
+            <w:r/>
+          </w:p>
+        </w:tc>
+        <w:tc>
+          <w:tcPr>
+            <w:vAlign w:val="center"/>
+            <w:tcW w:type="dxa" w:w="3035"/>
+          </w:tcPr>
+          <w:p>
+            <w:pPr>
+              <w:spacing w:before="20" w:after="20"/>
+              <w:jc w:val="center"/>
+            </w:pPr>
+            <w:r/>
+          </w:p>
+        </w:tc>
+        <w:tc>
+          <w:tcPr>
+            <w:vAlign w:val="center"/>
+            <w:tcW w:type="dxa" w:w="3035"/>
           </w:tcPr>
           <w:p>
             <w:pPr>
@@ -3125,7 +3125,7 @@
           <w:tcPr>
             <w:shd w:val="clear" w:color="auto" w:fill="F2F2F2"/>
             <w:vAlign w:val="center"/>
-            <w:tcW w:type="dxa" w:w="3796"/>
+            <w:tcW w:type="dxa" w:w="1360"/>
           </w:tcPr>
           <w:p>
             <w:pPr>
@@ -3149,7 +3149,7 @@
           <w:tcPr>
             <w:shd w:val="clear" w:color="auto" w:fill="F7FAFC"/>
             <w:vAlign w:val="center"/>
-            <w:tcW w:type="dxa" w:w="1758"/>
+            <w:tcW w:type="dxa" w:w="3035"/>
           </w:tcPr>
           <w:p>
             <w:pPr>
@@ -3163,7 +3163,7 @@
           <w:tcPr>
             <w:shd w:val="clear" w:color="auto" w:fill="F7FAFC"/>
             <w:vAlign w:val="center"/>
-            <w:tcW w:type="dxa" w:w="2001"/>
+            <w:tcW w:type="dxa" w:w="3035"/>
           </w:tcPr>
           <w:p>
             <w:pPr>
@@ -3177,7 +3177,7 @@
           <w:tcPr>
             <w:shd w:val="clear" w:color="auto" w:fill="F7FAFC"/>
             <w:vAlign w:val="center"/>
-            <w:tcW w:type="dxa" w:w="2910"/>
+            <w:tcW w:type="dxa" w:w="3035"/>
           </w:tcPr>
           <w:p>
             <w:pPr>
@@ -3196,7 +3196,7 @@
           <w:tcPr>
             <w:shd w:val="clear" w:color="auto" w:fill="F2F2F2"/>
             <w:vAlign w:val="center"/>
-            <w:tcW w:type="dxa" w:w="3796"/>
+            <w:tcW w:type="dxa" w:w="1360"/>
           </w:tcPr>
           <w:p>
             <w:pPr>
@@ -3219,33 +3219,33 @@
         <w:tc>
           <w:tcPr>
             <w:vAlign w:val="center"/>
-            <w:tcW w:type="dxa" w:w="1758"/>
-          </w:tcPr>
-          <w:p>
-            <w:pPr>
-              <w:spacing w:before="20" w:after="20"/>
-              <w:jc w:val="center"/>
-            </w:pPr>
-            <w:r/>
-          </w:p>
-        </w:tc>
-        <w:tc>
-          <w:tcPr>
-            <w:vAlign w:val="center"/>
-            <w:tcW w:type="dxa" w:w="2001"/>
-          </w:tcPr>
-          <w:p>
-            <w:pPr>
-              <w:spacing w:before="20" w:after="20"/>
-              <w:jc w:val="center"/>
-            </w:pPr>
-            <w:r/>
-          </w:p>
-        </w:tc>
-        <w:tc>
-          <w:tcPr>
-            <w:vAlign w:val="center"/>
-            <w:tcW w:type="dxa" w:w="2910"/>
+            <w:tcW w:type="dxa" w:w="3035"/>
+          </w:tcPr>
+          <w:p>
+            <w:pPr>
+              <w:spacing w:before="20" w:after="20"/>
+              <w:jc w:val="center"/>
+            </w:pPr>
+            <w:r/>
+          </w:p>
+        </w:tc>
+        <w:tc>
+          <w:tcPr>
+            <w:vAlign w:val="center"/>
+            <w:tcW w:type="dxa" w:w="3035"/>
+          </w:tcPr>
+          <w:p>
+            <w:pPr>
+              <w:spacing w:before="20" w:after="20"/>
+              <w:jc w:val="center"/>
+            </w:pPr>
+            <w:r/>
+          </w:p>
+        </w:tc>
+        <w:tc>
+          <w:tcPr>
+            <w:vAlign w:val="center"/>
+            <w:tcW w:type="dxa" w:w="3035"/>
           </w:tcPr>
           <w:p>
             <w:pPr>
@@ -3264,7 +3264,7 @@
           <w:tcPr>
             <w:shd w:val="clear" w:color="auto" w:fill="F2F2F2"/>
             <w:vAlign w:val="center"/>
-            <w:tcW w:type="dxa" w:w="3796"/>
+            <w:tcW w:type="dxa" w:w="1360"/>
           </w:tcPr>
           <w:p>
             <w:pPr>
@@ -3288,7 +3288,7 @@
           <w:tcPr>
             <w:shd w:val="clear" w:color="auto" w:fill="F7FAFC"/>
             <w:vAlign w:val="center"/>
-            <w:tcW w:type="dxa" w:w="1758"/>
+            <w:tcW w:type="dxa" w:w="3035"/>
           </w:tcPr>
           <w:p>
             <w:pPr>
@@ -3302,7 +3302,7 @@
           <w:tcPr>
             <w:shd w:val="clear" w:color="auto" w:fill="F7FAFC"/>
             <w:vAlign w:val="center"/>
-            <w:tcW w:type="dxa" w:w="2001"/>
+            <w:tcW w:type="dxa" w:w="3035"/>
           </w:tcPr>
           <w:p>
             <w:pPr>
@@ -3316,7 +3316,7 @@
           <w:tcPr>
             <w:shd w:val="clear" w:color="auto" w:fill="F7FAFC"/>
             <w:vAlign w:val="center"/>
-            <w:tcW w:type="dxa" w:w="2910"/>
+            <w:tcW w:type="dxa" w:w="3035"/>
           </w:tcPr>
           <w:p>
             <w:pPr>
@@ -3335,7 +3335,7 @@
           <w:tcPr>
             <w:shd w:val="clear" w:color="auto" w:fill="F2F2F2"/>
             <w:vAlign w:val="center"/>
-            <w:tcW w:type="dxa" w:w="3796"/>
+            <w:tcW w:type="dxa" w:w="1360"/>
           </w:tcPr>
           <w:p>
             <w:pPr>
@@ -3378,33 +3378,33 @@
         <w:tc>
           <w:tcPr>
             <w:vAlign w:val="center"/>
-            <w:tcW w:type="dxa" w:w="1758"/>
-          </w:tcPr>
-          <w:p>
-            <w:pPr>
-              <w:spacing w:before="20" w:after="20"/>
-              <w:jc w:val="center"/>
-            </w:pPr>
-            <w:r/>
-          </w:p>
-        </w:tc>
-        <w:tc>
-          <w:tcPr>
-            <w:vAlign w:val="center"/>
-            <w:tcW w:type="dxa" w:w="2001"/>
-          </w:tcPr>
-          <w:p>
-            <w:pPr>
-              <w:spacing w:before="20" w:after="20"/>
-              <w:jc w:val="center"/>
-            </w:pPr>
-            <w:r/>
-          </w:p>
-        </w:tc>
-        <w:tc>
-          <w:tcPr>
-            <w:vAlign w:val="center"/>
-            <w:tcW w:type="dxa" w:w="2910"/>
+            <w:tcW w:type="dxa" w:w="3035"/>
+          </w:tcPr>
+          <w:p>
+            <w:pPr>
+              <w:spacing w:before="20" w:after="20"/>
+              <w:jc w:val="center"/>
+            </w:pPr>
+            <w:r/>
+          </w:p>
+        </w:tc>
+        <w:tc>
+          <w:tcPr>
+            <w:vAlign w:val="center"/>
+            <w:tcW w:type="dxa" w:w="3035"/>
+          </w:tcPr>
+          <w:p>
+            <w:pPr>
+              <w:spacing w:before="20" w:after="20"/>
+              <w:jc w:val="center"/>
+            </w:pPr>
+            <w:r/>
+          </w:p>
+        </w:tc>
+        <w:tc>
+          <w:tcPr>
+            <w:vAlign w:val="center"/>
+            <w:tcW w:type="dxa" w:w="3035"/>
           </w:tcPr>
           <w:p>
             <w:pPr>
@@ -4682,14 +4682,14 @@
         </w:tblBorders>
       </w:tblPr>
       <w:tblGrid>
-        <w:gridCol w:w="2886"/>
-        <w:gridCol w:w="1029"/>
-        <w:gridCol w:w="1242"/>
-        <w:gridCol w:w="953"/>
-        <w:gridCol w:w="637"/>
-        <w:gridCol w:w="1090"/>
-        <w:gridCol w:w="1193"/>
-        <w:gridCol w:w="1433"/>
+        <w:gridCol w:w="1036"/>
+        <w:gridCol w:w="1224"/>
+        <w:gridCol w:w="1463"/>
+        <w:gridCol w:w="1111"/>
+        <w:gridCol w:w="1111"/>
+        <w:gridCol w:w="1284"/>
+        <w:gridCol w:w="1344"/>
+        <w:gridCol w:w="1890"/>
       </w:tblGrid>
       <w:tr>
         <w:trPr>
@@ -4700,7 +4700,7 @@
           <w:tcPr>
             <w:shd w:val="clear" w:color="auto" w:fill="2B547E"/>
             <w:vAlign w:val="center"/>
-            <w:tcW w:type="dxa" w:w="2886"/>
+            <w:tcW w:type="dxa" w:w="1036"/>
           </w:tcPr>
           <w:p>
             <w:pPr>
@@ -4745,7 +4745,7 @@
           <w:tcPr>
             <w:shd w:val="clear" w:color="auto" w:fill="2B547E"/>
             <w:vAlign w:val="center"/>
-            <w:tcW w:type="dxa" w:w="1029"/>
+            <w:tcW w:type="dxa" w:w="1224"/>
           </w:tcPr>
           <w:p>
             <w:pPr>
@@ -4790,7 +4790,7 @@
           <w:tcPr>
             <w:shd w:val="clear" w:color="auto" w:fill="2B547E"/>
             <w:vAlign w:val="center"/>
-            <w:tcW w:type="dxa" w:w="1242"/>
+            <w:tcW w:type="dxa" w:w="1463"/>
           </w:tcPr>
           <w:p>
             <w:pPr>
@@ -4835,7 +4835,7 @@
           <w:tcPr>
             <w:shd w:val="clear" w:color="auto" w:fill="2B547E"/>
             <w:vAlign w:val="center"/>
-            <w:tcW w:type="dxa" w:w="953"/>
+            <w:tcW w:type="dxa" w:w="1111"/>
           </w:tcPr>
           <w:p>
             <w:pPr>
@@ -4880,7 +4880,7 @@
           <w:tcPr>
             <w:shd w:val="clear" w:color="auto" w:fill="2B547E"/>
             <w:vAlign w:val="center"/>
-            <w:tcW w:type="dxa" w:w="637"/>
+            <w:tcW w:type="dxa" w:w="1111"/>
           </w:tcPr>
           <w:p>
             <w:pPr>
@@ -4925,7 +4925,7 @@
           <w:tcPr>
             <w:shd w:val="clear" w:color="auto" w:fill="2B547E"/>
             <w:vAlign w:val="center"/>
-            <w:tcW w:type="dxa" w:w="1090"/>
+            <w:tcW w:type="dxa" w:w="1284"/>
           </w:tcPr>
           <w:p>
             <w:pPr>
@@ -4970,7 +4970,7 @@
           <w:tcPr>
             <w:shd w:val="clear" w:color="auto" w:fill="2B547E"/>
             <w:vAlign w:val="center"/>
-            <w:tcW w:type="dxa" w:w="1193"/>
+            <w:tcW w:type="dxa" w:w="1344"/>
           </w:tcPr>
           <w:p>
             <w:pPr>
@@ -5015,7 +5015,7 @@
           <w:tcPr>
             <w:shd w:val="clear" w:color="auto" w:fill="2B547E"/>
             <w:vAlign w:val="center"/>
-            <w:tcW w:type="dxa" w:w="1433"/>
+            <w:tcW w:type="dxa" w:w="1890"/>
           </w:tcPr>
           <w:p>
             <w:pPr>
@@ -5065,7 +5065,7 @@
           <w:tcPr>
             <w:shd w:val="clear" w:color="auto" w:fill="F2F2F2"/>
             <w:vAlign w:val="center"/>
-            <w:tcW w:type="dxa" w:w="2886"/>
+            <w:tcW w:type="dxa" w:w="1036"/>
           </w:tcPr>
           <w:p>
             <w:pPr>
@@ -5089,91 +5089,91 @@
         <w:tc>
           <w:tcPr>
             <w:vAlign w:val="center"/>
-            <w:tcW w:type="dxa" w:w="1029"/>
-          </w:tcPr>
-          <w:p>
-            <w:pPr>
-              <w:keepNext/>
-              <w:spacing w:before="20" w:after="20"/>
-              <w:jc w:val="center"/>
-            </w:pPr>
-            <w:r/>
-          </w:p>
-        </w:tc>
-        <w:tc>
-          <w:tcPr>
-            <w:vAlign w:val="center"/>
-            <w:tcW w:type="dxa" w:w="1242"/>
-          </w:tcPr>
-          <w:p>
-            <w:pPr>
-              <w:keepNext/>
-              <w:spacing w:before="20" w:after="20"/>
-              <w:jc w:val="center"/>
-            </w:pPr>
-            <w:r/>
-          </w:p>
-        </w:tc>
-        <w:tc>
-          <w:tcPr>
-            <w:vAlign w:val="center"/>
-            <w:tcW w:type="dxa" w:w="953"/>
-          </w:tcPr>
-          <w:p>
-            <w:pPr>
-              <w:keepNext/>
-              <w:spacing w:before="20" w:after="20"/>
-              <w:jc w:val="center"/>
-            </w:pPr>
-            <w:r/>
-          </w:p>
-        </w:tc>
-        <w:tc>
-          <w:tcPr>
-            <w:vAlign w:val="center"/>
-            <w:tcW w:type="dxa" w:w="637"/>
-          </w:tcPr>
-          <w:p>
-            <w:pPr>
-              <w:keepNext/>
-              <w:spacing w:before="20" w:after="20"/>
-              <w:jc w:val="center"/>
-            </w:pPr>
-            <w:r/>
-          </w:p>
-        </w:tc>
-        <w:tc>
-          <w:tcPr>
-            <w:vAlign w:val="center"/>
-            <w:tcW w:type="dxa" w:w="1090"/>
-          </w:tcPr>
-          <w:p>
-            <w:pPr>
-              <w:keepNext/>
-              <w:spacing w:before="20" w:after="20"/>
-              <w:jc w:val="center"/>
-            </w:pPr>
-            <w:r/>
-          </w:p>
-        </w:tc>
-        <w:tc>
-          <w:tcPr>
-            <w:vAlign w:val="center"/>
-            <w:tcW w:type="dxa" w:w="1193"/>
-          </w:tcPr>
-          <w:p>
-            <w:pPr>
-              <w:keepNext/>
-              <w:spacing w:before="20" w:after="20"/>
-              <w:jc w:val="center"/>
-            </w:pPr>
-            <w:r/>
-          </w:p>
-        </w:tc>
-        <w:tc>
-          <w:tcPr>
-            <w:vAlign w:val="center"/>
-            <w:tcW w:type="dxa" w:w="1433"/>
+            <w:tcW w:type="dxa" w:w="1224"/>
+          </w:tcPr>
+          <w:p>
+            <w:pPr>
+              <w:keepNext/>
+              <w:spacing w:before="20" w:after="20"/>
+              <w:jc w:val="center"/>
+            </w:pPr>
+            <w:r/>
+          </w:p>
+        </w:tc>
+        <w:tc>
+          <w:tcPr>
+            <w:vAlign w:val="center"/>
+            <w:tcW w:type="dxa" w:w="1463"/>
+          </w:tcPr>
+          <w:p>
+            <w:pPr>
+              <w:keepNext/>
+              <w:spacing w:before="20" w:after="20"/>
+              <w:jc w:val="center"/>
+            </w:pPr>
+            <w:r/>
+          </w:p>
+        </w:tc>
+        <w:tc>
+          <w:tcPr>
+            <w:vAlign w:val="center"/>
+            <w:tcW w:type="dxa" w:w="1111"/>
+          </w:tcPr>
+          <w:p>
+            <w:pPr>
+              <w:keepNext/>
+              <w:spacing w:before="20" w:after="20"/>
+              <w:jc w:val="center"/>
+            </w:pPr>
+            <w:r/>
+          </w:p>
+        </w:tc>
+        <w:tc>
+          <w:tcPr>
+            <w:vAlign w:val="center"/>
+            <w:tcW w:type="dxa" w:w="1111"/>
+          </w:tcPr>
+          <w:p>
+            <w:pPr>
+              <w:keepNext/>
+              <w:spacing w:before="20" w:after="20"/>
+              <w:jc w:val="center"/>
+            </w:pPr>
+            <w:r/>
+          </w:p>
+        </w:tc>
+        <w:tc>
+          <w:tcPr>
+            <w:vAlign w:val="center"/>
+            <w:tcW w:type="dxa" w:w="1284"/>
+          </w:tcPr>
+          <w:p>
+            <w:pPr>
+              <w:keepNext/>
+              <w:spacing w:before="20" w:after="20"/>
+              <w:jc w:val="center"/>
+            </w:pPr>
+            <w:r/>
+          </w:p>
+        </w:tc>
+        <w:tc>
+          <w:tcPr>
+            <w:vAlign w:val="center"/>
+            <w:tcW w:type="dxa" w:w="1344"/>
+          </w:tcPr>
+          <w:p>
+            <w:pPr>
+              <w:keepNext/>
+              <w:spacing w:before="20" w:after="20"/>
+              <w:jc w:val="center"/>
+            </w:pPr>
+            <w:r/>
+          </w:p>
+        </w:tc>
+        <w:tc>
+          <w:tcPr>
+            <w:vAlign w:val="center"/>
+            <w:tcW w:type="dxa" w:w="1890"/>
           </w:tcPr>
           <w:p>
             <w:pPr>
@@ -5193,7 +5193,7 @@
           <w:tcPr>
             <w:shd w:val="clear" w:color="auto" w:fill="F2F2F2"/>
             <w:vAlign w:val="center"/>
-            <w:tcW w:type="dxa" w:w="2886"/>
+            <w:tcW w:type="dxa" w:w="1036"/>
           </w:tcPr>
           <w:p>
             <w:pPr>
@@ -5218,7 +5218,7 @@
           <w:tcPr>
             <w:shd w:val="clear" w:color="auto" w:fill="F7FAFC"/>
             <w:vAlign w:val="center"/>
-            <w:tcW w:type="dxa" w:w="1029"/>
+            <w:tcW w:type="dxa" w:w="1224"/>
           </w:tcPr>
           <w:p>
             <w:pPr>
@@ -5233,7 +5233,7 @@
           <w:tcPr>
             <w:shd w:val="clear" w:color="auto" w:fill="F7FAFC"/>
             <w:vAlign w:val="center"/>
-            <w:tcW w:type="dxa" w:w="1242"/>
+            <w:tcW w:type="dxa" w:w="1463"/>
           </w:tcPr>
           <w:p>
             <w:pPr>
@@ -5248,7 +5248,7 @@
           <w:tcPr>
             <w:shd w:val="clear" w:color="auto" w:fill="F7FAFC"/>
             <w:vAlign w:val="center"/>
-            <w:tcW w:type="dxa" w:w="953"/>
+            <w:tcW w:type="dxa" w:w="1111"/>
           </w:tcPr>
           <w:p>
             <w:pPr>
@@ -5263,7 +5263,7 @@
           <w:tcPr>
             <w:shd w:val="clear" w:color="auto" w:fill="F7FAFC"/>
             <w:vAlign w:val="center"/>
-            <w:tcW w:type="dxa" w:w="637"/>
+            <w:tcW w:type="dxa" w:w="1111"/>
           </w:tcPr>
           <w:p>
             <w:pPr>
@@ -5278,7 +5278,7 @@
           <w:tcPr>
             <w:shd w:val="clear" w:color="auto" w:fill="F7FAFC"/>
             <w:vAlign w:val="center"/>
-            <w:tcW w:type="dxa" w:w="1090"/>
+            <w:tcW w:type="dxa" w:w="1284"/>
           </w:tcPr>
           <w:p>
             <w:pPr>
@@ -5293,7 +5293,7 @@
           <w:tcPr>
             <w:shd w:val="clear" w:color="auto" w:fill="F7FAFC"/>
             <w:vAlign w:val="center"/>
-            <w:tcW w:type="dxa" w:w="1193"/>
+            <w:tcW w:type="dxa" w:w="1344"/>
           </w:tcPr>
           <w:p>
             <w:pPr>
@@ -5308,7 +5308,7 @@
           <w:tcPr>
             <w:shd w:val="clear" w:color="auto" w:fill="F7FAFC"/>
             <w:vAlign w:val="center"/>
-            <w:tcW w:type="dxa" w:w="1433"/>
+            <w:tcW w:type="dxa" w:w="1890"/>
           </w:tcPr>
           <w:p>
             <w:pPr>
@@ -5328,7 +5328,7 @@
           <w:tcPr>
             <w:shd w:val="clear" w:color="auto" w:fill="F2F2F2"/>
             <w:vAlign w:val="center"/>
-            <w:tcW w:type="dxa" w:w="2886"/>
+            <w:tcW w:type="dxa" w:w="1036"/>
           </w:tcPr>
           <w:p>
             <w:pPr>
@@ -5351,85 +5351,85 @@
         <w:tc>
           <w:tcPr>
             <w:vAlign w:val="center"/>
-            <w:tcW w:type="dxa" w:w="1029"/>
-          </w:tcPr>
-          <w:p>
-            <w:pPr>
-              <w:spacing w:before="20" w:after="20"/>
-              <w:jc w:val="center"/>
-            </w:pPr>
-            <w:r/>
-          </w:p>
-        </w:tc>
-        <w:tc>
-          <w:tcPr>
-            <w:vAlign w:val="center"/>
-            <w:tcW w:type="dxa" w:w="1242"/>
-          </w:tcPr>
-          <w:p>
-            <w:pPr>
-              <w:spacing w:before="20" w:after="20"/>
-              <w:jc w:val="center"/>
-            </w:pPr>
-            <w:r/>
-          </w:p>
-        </w:tc>
-        <w:tc>
-          <w:tcPr>
-            <w:vAlign w:val="center"/>
-            <w:tcW w:type="dxa" w:w="953"/>
-          </w:tcPr>
-          <w:p>
-            <w:pPr>
-              <w:spacing w:before="20" w:after="20"/>
-              <w:jc w:val="center"/>
-            </w:pPr>
-            <w:r/>
-          </w:p>
-        </w:tc>
-        <w:tc>
-          <w:tcPr>
-            <w:vAlign w:val="center"/>
-            <w:tcW w:type="dxa" w:w="637"/>
-          </w:tcPr>
-          <w:p>
-            <w:pPr>
-              <w:spacing w:before="20" w:after="20"/>
-              <w:jc w:val="center"/>
-            </w:pPr>
-            <w:r/>
-          </w:p>
-        </w:tc>
-        <w:tc>
-          <w:tcPr>
-            <w:vAlign w:val="center"/>
-            <w:tcW w:type="dxa" w:w="1090"/>
-          </w:tcPr>
-          <w:p>
-            <w:pPr>
-              <w:spacing w:before="20" w:after="20"/>
-              <w:jc w:val="center"/>
-            </w:pPr>
-            <w:r/>
-          </w:p>
-        </w:tc>
-        <w:tc>
-          <w:tcPr>
-            <w:vAlign w:val="center"/>
-            <w:tcW w:type="dxa" w:w="1193"/>
-          </w:tcPr>
-          <w:p>
-            <w:pPr>
-              <w:spacing w:before="20" w:after="20"/>
-              <w:jc w:val="center"/>
-            </w:pPr>
-            <w:r/>
-          </w:p>
-        </w:tc>
-        <w:tc>
-          <w:tcPr>
-            <w:vAlign w:val="center"/>
-            <w:tcW w:type="dxa" w:w="1433"/>
+            <w:tcW w:type="dxa" w:w="1224"/>
+          </w:tcPr>
+          <w:p>
+            <w:pPr>
+              <w:spacing w:before="20" w:after="20"/>
+              <w:jc w:val="center"/>
+            </w:pPr>
+            <w:r/>
+          </w:p>
+        </w:tc>
+        <w:tc>
+          <w:tcPr>
+            <w:vAlign w:val="center"/>
+            <w:tcW w:type="dxa" w:w="1463"/>
+          </w:tcPr>
+          <w:p>
+            <w:pPr>
+              <w:spacing w:before="20" w:after="20"/>
+              <w:jc w:val="center"/>
+            </w:pPr>
+            <w:r/>
+          </w:p>
+        </w:tc>
+        <w:tc>
+          <w:tcPr>
+            <w:vAlign w:val="center"/>
+            <w:tcW w:type="dxa" w:w="1111"/>
+          </w:tcPr>
+          <w:p>
+            <w:pPr>
+              <w:spacing w:before="20" w:after="20"/>
+              <w:jc w:val="center"/>
+            </w:pPr>
+            <w:r/>
+          </w:p>
+        </w:tc>
+        <w:tc>
+          <w:tcPr>
+            <w:vAlign w:val="center"/>
+            <w:tcW w:type="dxa" w:w="1111"/>
+          </w:tcPr>
+          <w:p>
+            <w:pPr>
+              <w:spacing w:before="20" w:after="20"/>
+              <w:jc w:val="center"/>
+            </w:pPr>
+            <w:r/>
+          </w:p>
+        </w:tc>
+        <w:tc>
+          <w:tcPr>
+            <w:vAlign w:val="center"/>
+            <w:tcW w:type="dxa" w:w="1284"/>
+          </w:tcPr>
+          <w:p>
+            <w:pPr>
+              <w:spacing w:before="20" w:after="20"/>
+              <w:jc w:val="center"/>
+            </w:pPr>
+            <w:r/>
+          </w:p>
+        </w:tc>
+        <w:tc>
+          <w:tcPr>
+            <w:vAlign w:val="center"/>
+            <w:tcW w:type="dxa" w:w="1344"/>
+          </w:tcPr>
+          <w:p>
+            <w:pPr>
+              <w:spacing w:before="20" w:after="20"/>
+              <w:jc w:val="center"/>
+            </w:pPr>
+            <w:r/>
+          </w:p>
+        </w:tc>
+        <w:tc>
+          <w:tcPr>
+            <w:vAlign w:val="center"/>
+            <w:tcW w:type="dxa" w:w="1890"/>
           </w:tcPr>
           <w:p>
             <w:pPr>
@@ -5448,7 +5448,7 @@
           <w:tcPr>
             <w:shd w:val="clear" w:color="auto" w:fill="F2F2F2"/>
             <w:vAlign w:val="center"/>
-            <w:tcW w:type="dxa" w:w="2886"/>
+            <w:tcW w:type="dxa" w:w="1036"/>
           </w:tcPr>
           <w:p>
             <w:pPr>
@@ -5472,7 +5472,7 @@
           <w:tcPr>
             <w:shd w:val="clear" w:color="auto" w:fill="F7FAFC"/>
             <w:vAlign w:val="center"/>
-            <w:tcW w:type="dxa" w:w="1029"/>
+            <w:tcW w:type="dxa" w:w="1224"/>
           </w:tcPr>
           <w:p>
             <w:pPr>
@@ -5486,7 +5486,7 @@
           <w:tcPr>
             <w:shd w:val="clear" w:color="auto" w:fill="F7FAFC"/>
             <w:vAlign w:val="center"/>
-            <w:tcW w:type="dxa" w:w="1242"/>
+            <w:tcW w:type="dxa" w:w="1463"/>
           </w:tcPr>
           <w:p>
             <w:pPr>
@@ -5500,7 +5500,7 @@
           <w:tcPr>
             <w:shd w:val="clear" w:color="auto" w:fill="F7FAFC"/>
             <w:vAlign w:val="center"/>
-            <w:tcW w:type="dxa" w:w="953"/>
+            <w:tcW w:type="dxa" w:w="1111"/>
           </w:tcPr>
           <w:p>
             <w:pPr>
@@ -5514,7 +5514,7 @@
           <w:tcPr>
             <w:shd w:val="clear" w:color="auto" w:fill="F7FAFC"/>
             <w:vAlign w:val="center"/>
-            <w:tcW w:type="dxa" w:w="637"/>
+            <w:tcW w:type="dxa" w:w="1111"/>
           </w:tcPr>
           <w:p>
             <w:pPr>
@@ -5528,7 +5528,7 @@
           <w:tcPr>
             <w:shd w:val="clear" w:color="auto" w:fill="F7FAFC"/>
             <w:vAlign w:val="center"/>
-            <w:tcW w:type="dxa" w:w="1090"/>
+            <w:tcW w:type="dxa" w:w="1284"/>
           </w:tcPr>
           <w:p>
             <w:pPr>
@@ -5542,7 +5542,7 @@
           <w:tcPr>
             <w:shd w:val="clear" w:color="auto" w:fill="F7FAFC"/>
             <w:vAlign w:val="center"/>
-            <w:tcW w:type="dxa" w:w="1193"/>
+            <w:tcW w:type="dxa" w:w="1344"/>
           </w:tcPr>
           <w:p>
             <w:pPr>
@@ -5556,7 +5556,7 @@
           <w:tcPr>
             <w:shd w:val="clear" w:color="auto" w:fill="F7FAFC"/>
             <w:vAlign w:val="center"/>
-            <w:tcW w:type="dxa" w:w="1433"/>
+            <w:tcW w:type="dxa" w:w="1890"/>
           </w:tcPr>
           <w:p>
             <w:pPr>
@@ -5575,7 +5575,7 @@
           <w:tcPr>
             <w:shd w:val="clear" w:color="auto" w:fill="F2F2F2"/>
             <w:vAlign w:val="center"/>
-            <w:tcW w:type="dxa" w:w="2886"/>
+            <w:tcW w:type="dxa" w:w="1036"/>
           </w:tcPr>
           <w:p>
             <w:pPr>
@@ -5598,85 +5598,85 @@
         <w:tc>
           <w:tcPr>
             <w:vAlign w:val="center"/>
-            <w:tcW w:type="dxa" w:w="1029"/>
-          </w:tcPr>
-          <w:p>
-            <w:pPr>
-              <w:spacing w:before="20" w:after="20"/>
-              <w:jc w:val="center"/>
-            </w:pPr>
-            <w:r/>
-          </w:p>
-        </w:tc>
-        <w:tc>
-          <w:tcPr>
-            <w:vAlign w:val="center"/>
-            <w:tcW w:type="dxa" w:w="1242"/>
-          </w:tcPr>
-          <w:p>
-            <w:pPr>
-              <w:spacing w:before="20" w:after="20"/>
-              <w:jc w:val="center"/>
-            </w:pPr>
-            <w:r/>
-          </w:p>
-        </w:tc>
-        <w:tc>
-          <w:tcPr>
-            <w:vAlign w:val="center"/>
-            <w:tcW w:type="dxa" w:w="953"/>
-          </w:tcPr>
-          <w:p>
-            <w:pPr>
-              <w:spacing w:before="20" w:after="20"/>
-              <w:jc w:val="center"/>
-            </w:pPr>
-            <w:r/>
-          </w:p>
-        </w:tc>
-        <w:tc>
-          <w:tcPr>
-            <w:vAlign w:val="center"/>
-            <w:tcW w:type="dxa" w:w="637"/>
-          </w:tcPr>
-          <w:p>
-            <w:pPr>
-              <w:spacing w:before="20" w:after="20"/>
-              <w:jc w:val="center"/>
-            </w:pPr>
-            <w:r/>
-          </w:p>
-        </w:tc>
-        <w:tc>
-          <w:tcPr>
-            <w:vAlign w:val="center"/>
-            <w:tcW w:type="dxa" w:w="1090"/>
-          </w:tcPr>
-          <w:p>
-            <w:pPr>
-              <w:spacing w:before="20" w:after="20"/>
-              <w:jc w:val="center"/>
-            </w:pPr>
-            <w:r/>
-          </w:p>
-        </w:tc>
-        <w:tc>
-          <w:tcPr>
-            <w:vAlign w:val="center"/>
-            <w:tcW w:type="dxa" w:w="1193"/>
-          </w:tcPr>
-          <w:p>
-            <w:pPr>
-              <w:spacing w:before="20" w:after="20"/>
-              <w:jc w:val="center"/>
-            </w:pPr>
-            <w:r/>
-          </w:p>
-        </w:tc>
-        <w:tc>
-          <w:tcPr>
-            <w:vAlign w:val="center"/>
-            <w:tcW w:type="dxa" w:w="1433"/>
+            <w:tcW w:type="dxa" w:w="1224"/>
+          </w:tcPr>
+          <w:p>
+            <w:pPr>
+              <w:spacing w:before="20" w:after="20"/>
+              <w:jc w:val="center"/>
+            </w:pPr>
+            <w:r/>
+          </w:p>
+        </w:tc>
+        <w:tc>
+          <w:tcPr>
+            <w:vAlign w:val="center"/>
+            <w:tcW w:type="dxa" w:w="1463"/>
+          </w:tcPr>
+          <w:p>
+            <w:pPr>
+              <w:spacing w:before="20" w:after="20"/>
+              <w:jc w:val="center"/>
+            </w:pPr>
+            <w:r/>
+          </w:p>
+        </w:tc>
+        <w:tc>
+          <w:tcPr>
+            <w:vAlign w:val="center"/>
+            <w:tcW w:type="dxa" w:w="1111"/>
+          </w:tcPr>
+          <w:p>
+            <w:pPr>
+              <w:spacing w:before="20" w:after="20"/>
+              <w:jc w:val="center"/>
+            </w:pPr>
+            <w:r/>
+          </w:p>
+        </w:tc>
+        <w:tc>
+          <w:tcPr>
+            <w:vAlign w:val="center"/>
+            <w:tcW w:type="dxa" w:w="1111"/>
+          </w:tcPr>
+          <w:p>
+            <w:pPr>
+              <w:spacing w:before="20" w:after="20"/>
+              <w:jc w:val="center"/>
+            </w:pPr>
+            <w:r/>
+          </w:p>
+        </w:tc>
+        <w:tc>
+          <w:tcPr>
+            <w:vAlign w:val="center"/>
+            <w:tcW w:type="dxa" w:w="1284"/>
+          </w:tcPr>
+          <w:p>
+            <w:pPr>
+              <w:spacing w:before="20" w:after="20"/>
+              <w:jc w:val="center"/>
+            </w:pPr>
+            <w:r/>
+          </w:p>
+        </w:tc>
+        <w:tc>
+          <w:tcPr>
+            <w:vAlign w:val="center"/>
+            <w:tcW w:type="dxa" w:w="1344"/>
+          </w:tcPr>
+          <w:p>
+            <w:pPr>
+              <w:spacing w:before="20" w:after="20"/>
+              <w:jc w:val="center"/>
+            </w:pPr>
+            <w:r/>
+          </w:p>
+        </w:tc>
+        <w:tc>
+          <w:tcPr>
+            <w:vAlign w:val="center"/>
+            <w:tcW w:type="dxa" w:w="1890"/>
           </w:tcPr>
           <w:p>
             <w:pPr>
@@ -5695,7 +5695,7 @@
           <w:tcPr>
             <w:shd w:val="clear" w:color="auto" w:fill="F2F2F2"/>
             <w:vAlign w:val="center"/>
-            <w:tcW w:type="dxa" w:w="2886"/>
+            <w:tcW w:type="dxa" w:w="1036"/>
           </w:tcPr>
           <w:p>
             <w:pPr>
@@ -5719,7 +5719,7 @@
           <w:tcPr>
             <w:shd w:val="clear" w:color="auto" w:fill="F7FAFC"/>
             <w:vAlign w:val="center"/>
-            <w:tcW w:type="dxa" w:w="1029"/>
+            <w:tcW w:type="dxa" w:w="1224"/>
           </w:tcPr>
           <w:p>
             <w:pPr>
@@ -5733,7 +5733,7 @@
           <w:tcPr>
             <w:shd w:val="clear" w:color="auto" w:fill="F7FAFC"/>
             <w:vAlign w:val="center"/>
-            <w:tcW w:type="dxa" w:w="1242"/>
+            <w:tcW w:type="dxa" w:w="1463"/>
           </w:tcPr>
           <w:p>
             <w:pPr>
@@ -5747,7 +5747,7 @@
           <w:tcPr>
             <w:shd w:val="clear" w:color="auto" w:fill="F7FAFC"/>
             <w:vAlign w:val="center"/>
-            <w:tcW w:type="dxa" w:w="953"/>
+            <w:tcW w:type="dxa" w:w="1111"/>
           </w:tcPr>
           <w:p>
             <w:pPr>
@@ -5761,7 +5761,7 @@
           <w:tcPr>
             <w:shd w:val="clear" w:color="auto" w:fill="F7FAFC"/>
             <w:vAlign w:val="center"/>
-            <w:tcW w:type="dxa" w:w="637"/>
+            <w:tcW w:type="dxa" w:w="1111"/>
           </w:tcPr>
           <w:p>
             <w:pPr>
@@ -5775,7 +5775,7 @@
           <w:tcPr>
             <w:shd w:val="clear" w:color="auto" w:fill="F7FAFC"/>
             <w:vAlign w:val="center"/>
-            <w:tcW w:type="dxa" w:w="1090"/>
+            <w:tcW w:type="dxa" w:w="1284"/>
           </w:tcPr>
           <w:p>
             <w:pPr>
@@ -5789,7 +5789,7 @@
           <w:tcPr>
             <w:shd w:val="clear" w:color="auto" w:fill="F7FAFC"/>
             <w:vAlign w:val="center"/>
-            <w:tcW w:type="dxa" w:w="1193"/>
+            <w:tcW w:type="dxa" w:w="1344"/>
           </w:tcPr>
           <w:p>
             <w:pPr>
@@ -5803,7 +5803,7 @@
           <w:tcPr>
             <w:shd w:val="clear" w:color="auto" w:fill="F7FAFC"/>
             <w:vAlign w:val="center"/>
-            <w:tcW w:type="dxa" w:w="1433"/>
+            <w:tcW w:type="dxa" w:w="1890"/>
           </w:tcPr>
           <w:p>
             <w:pPr>
@@ -5822,7 +5822,7 @@
           <w:tcPr>
             <w:shd w:val="clear" w:color="auto" w:fill="F2F2F2"/>
             <w:vAlign w:val="center"/>
-            <w:tcW w:type="dxa" w:w="2886"/>
+            <w:tcW w:type="dxa" w:w="1036"/>
           </w:tcPr>
           <w:p>
             <w:pPr>
@@ -5845,85 +5845,85 @@
         <w:tc>
           <w:tcPr>
             <w:vAlign w:val="center"/>
-            <w:tcW w:type="dxa" w:w="1029"/>
-          </w:tcPr>
-          <w:p>
-            <w:pPr>
-              <w:spacing w:before="20" w:after="20"/>
-              <w:jc w:val="center"/>
-            </w:pPr>
-            <w:r/>
-          </w:p>
-        </w:tc>
-        <w:tc>
-          <w:tcPr>
-            <w:vAlign w:val="center"/>
-            <w:tcW w:type="dxa" w:w="1242"/>
-          </w:tcPr>
-          <w:p>
-            <w:pPr>
-              <w:spacing w:before="20" w:after="20"/>
-              <w:jc w:val="center"/>
-            </w:pPr>
-            <w:r/>
-          </w:p>
-        </w:tc>
-        <w:tc>
-          <w:tcPr>
-            <w:vAlign w:val="center"/>
-            <w:tcW w:type="dxa" w:w="953"/>
-          </w:tcPr>
-          <w:p>
-            <w:pPr>
-              <w:spacing w:before="20" w:after="20"/>
-              <w:jc w:val="center"/>
-            </w:pPr>
-            <w:r/>
-          </w:p>
-        </w:tc>
-        <w:tc>
-          <w:tcPr>
-            <w:vAlign w:val="center"/>
-            <w:tcW w:type="dxa" w:w="637"/>
-          </w:tcPr>
-          <w:p>
-            <w:pPr>
-              <w:spacing w:before="20" w:after="20"/>
-              <w:jc w:val="center"/>
-            </w:pPr>
-            <w:r/>
-          </w:p>
-        </w:tc>
-        <w:tc>
-          <w:tcPr>
-            <w:vAlign w:val="center"/>
-            <w:tcW w:type="dxa" w:w="1090"/>
-          </w:tcPr>
-          <w:p>
-            <w:pPr>
-              <w:spacing w:before="20" w:after="20"/>
-              <w:jc w:val="center"/>
-            </w:pPr>
-            <w:r/>
-          </w:p>
-        </w:tc>
-        <w:tc>
-          <w:tcPr>
-            <w:vAlign w:val="center"/>
-            <w:tcW w:type="dxa" w:w="1193"/>
-          </w:tcPr>
-          <w:p>
-            <w:pPr>
-              <w:spacing w:before="20" w:after="20"/>
-              <w:jc w:val="center"/>
-            </w:pPr>
-            <w:r/>
-          </w:p>
-        </w:tc>
-        <w:tc>
-          <w:tcPr>
-            <w:vAlign w:val="center"/>
-            <w:tcW w:type="dxa" w:w="1433"/>
+            <w:tcW w:type="dxa" w:w="1224"/>
+          </w:tcPr>
+          <w:p>
+            <w:pPr>
+              <w:spacing w:before="20" w:after="20"/>
+              <w:jc w:val="center"/>
+            </w:pPr>
+            <w:r/>
+          </w:p>
+        </w:tc>
+        <w:tc>
+          <w:tcPr>
+            <w:vAlign w:val="center"/>
+            <w:tcW w:type="dxa" w:w="1463"/>
+          </w:tcPr>
+          <w:p>
+            <w:pPr>
+              <w:spacing w:before="20" w:after="20"/>
+              <w:jc w:val="center"/>
+            </w:pPr>
+            <w:r/>
+          </w:p>
+        </w:tc>
+        <w:tc>
+          <w:tcPr>
+            <w:vAlign w:val="center"/>
+            <w:tcW w:type="dxa" w:w="1111"/>
+          </w:tcPr>
+          <w:p>
+            <w:pPr>
+              <w:spacing w:before="20" w:after="20"/>
+              <w:jc w:val="center"/>
+            </w:pPr>
+            <w:r/>
+          </w:p>
+        </w:tc>
+        <w:tc>
+          <w:tcPr>
+            <w:vAlign w:val="center"/>
+            <w:tcW w:type="dxa" w:w="1111"/>
+          </w:tcPr>
+          <w:p>
+            <w:pPr>
+              <w:spacing w:before="20" w:after="20"/>
+              <w:jc w:val="center"/>
+            </w:pPr>
+            <w:r/>
+          </w:p>
+        </w:tc>
+        <w:tc>
+          <w:tcPr>
+            <w:vAlign w:val="center"/>
+            <w:tcW w:type="dxa" w:w="1284"/>
+          </w:tcPr>
+          <w:p>
+            <w:pPr>
+              <w:spacing w:before="20" w:after="20"/>
+              <w:jc w:val="center"/>
+            </w:pPr>
+            <w:r/>
+          </w:p>
+        </w:tc>
+        <w:tc>
+          <w:tcPr>
+            <w:vAlign w:val="center"/>
+            <w:tcW w:type="dxa" w:w="1344"/>
+          </w:tcPr>
+          <w:p>
+            <w:pPr>
+              <w:spacing w:before="20" w:after="20"/>
+              <w:jc w:val="center"/>
+            </w:pPr>
+            <w:r/>
+          </w:p>
+        </w:tc>
+        <w:tc>
+          <w:tcPr>
+            <w:vAlign w:val="center"/>
+            <w:tcW w:type="dxa" w:w="1890"/>
           </w:tcPr>
           <w:p>
             <w:pPr>
@@ -5942,7 +5942,7 @@
           <w:tcPr>
             <w:shd w:val="clear" w:color="auto" w:fill="F2F2F2"/>
             <w:vAlign w:val="center"/>
-            <w:tcW w:type="dxa" w:w="2886"/>
+            <w:tcW w:type="dxa" w:w="1036"/>
           </w:tcPr>
           <w:p>
             <w:pPr>
@@ -5966,7 +5966,7 @@
           <w:tcPr>
             <w:shd w:val="clear" w:color="auto" w:fill="F7FAFC"/>
             <w:vAlign w:val="center"/>
-            <w:tcW w:type="dxa" w:w="1029"/>
+            <w:tcW w:type="dxa" w:w="1224"/>
           </w:tcPr>
           <w:p>
             <w:pPr>
@@ -5980,7 +5980,7 @@
           <w:tcPr>
             <w:shd w:val="clear" w:color="auto" w:fill="F7FAFC"/>
             <w:vAlign w:val="center"/>
-            <w:tcW w:type="dxa" w:w="1242"/>
+            <w:tcW w:type="dxa" w:w="1463"/>
           </w:tcPr>
           <w:p>
             <w:pPr>
@@ -5994,7 +5994,7 @@
           <w:tcPr>
             <w:shd w:val="clear" w:color="auto" w:fill="F7FAFC"/>
             <w:vAlign w:val="center"/>
-            <w:tcW w:type="dxa" w:w="953"/>
+            <w:tcW w:type="dxa" w:w="1111"/>
           </w:tcPr>
           <w:p>
             <w:pPr>
@@ -6008,7 +6008,7 @@
           <w:tcPr>
             <w:shd w:val="clear" w:color="auto" w:fill="F7FAFC"/>
             <w:vAlign w:val="center"/>
-            <w:tcW w:type="dxa" w:w="637"/>
+            <w:tcW w:type="dxa" w:w="1111"/>
           </w:tcPr>
           <w:p>
             <w:pPr>
@@ -6022,7 +6022,7 @@
           <w:tcPr>
             <w:shd w:val="clear" w:color="auto" w:fill="F7FAFC"/>
             <w:vAlign w:val="center"/>
-            <w:tcW w:type="dxa" w:w="1090"/>
+            <w:tcW w:type="dxa" w:w="1284"/>
           </w:tcPr>
           <w:p>
             <w:pPr>
@@ -6036,7 +6036,7 @@
           <w:tcPr>
             <w:shd w:val="clear" w:color="auto" w:fill="F7FAFC"/>
             <w:vAlign w:val="center"/>
-            <w:tcW w:type="dxa" w:w="1193"/>
+            <w:tcW w:type="dxa" w:w="1344"/>
           </w:tcPr>
           <w:p>
             <w:pPr>
@@ -6050,7 +6050,7 @@
           <w:tcPr>
             <w:shd w:val="clear" w:color="auto" w:fill="F7FAFC"/>
             <w:vAlign w:val="center"/>
-            <w:tcW w:type="dxa" w:w="1433"/>
+            <w:tcW w:type="dxa" w:w="1890"/>
           </w:tcPr>
           <w:p>
             <w:pPr>
@@ -6069,7 +6069,7 @@
           <w:tcPr>
             <w:shd w:val="clear" w:color="auto" w:fill="F2F2F2"/>
             <w:vAlign w:val="center"/>
-            <w:tcW w:type="dxa" w:w="2886"/>
+            <w:tcW w:type="dxa" w:w="1036"/>
           </w:tcPr>
           <w:p>
             <w:pPr>
@@ -6112,85 +6112,85 @@
         <w:tc>
           <w:tcPr>
             <w:vAlign w:val="center"/>
-            <w:tcW w:type="dxa" w:w="1029"/>
-          </w:tcPr>
-          <w:p>
-            <w:pPr>
-              <w:spacing w:before="20" w:after="20"/>
-              <w:jc w:val="center"/>
-            </w:pPr>
-            <w:r/>
-          </w:p>
-        </w:tc>
-        <w:tc>
-          <w:tcPr>
-            <w:vAlign w:val="center"/>
-            <w:tcW w:type="dxa" w:w="1242"/>
-          </w:tcPr>
-          <w:p>
-            <w:pPr>
-              <w:spacing w:before="20" w:after="20"/>
-              <w:jc w:val="center"/>
-            </w:pPr>
-            <w:r/>
-          </w:p>
-        </w:tc>
-        <w:tc>
-          <w:tcPr>
-            <w:vAlign w:val="center"/>
-            <w:tcW w:type="dxa" w:w="953"/>
-          </w:tcPr>
-          <w:p>
-            <w:pPr>
-              <w:spacing w:before="20" w:after="20"/>
-              <w:jc w:val="center"/>
-            </w:pPr>
-            <w:r/>
-          </w:p>
-        </w:tc>
-        <w:tc>
-          <w:tcPr>
-            <w:vAlign w:val="center"/>
-            <w:tcW w:type="dxa" w:w="637"/>
-          </w:tcPr>
-          <w:p>
-            <w:pPr>
-              <w:spacing w:before="20" w:after="20"/>
-              <w:jc w:val="center"/>
-            </w:pPr>
-            <w:r/>
-          </w:p>
-        </w:tc>
-        <w:tc>
-          <w:tcPr>
-            <w:vAlign w:val="center"/>
-            <w:tcW w:type="dxa" w:w="1090"/>
-          </w:tcPr>
-          <w:p>
-            <w:pPr>
-              <w:spacing w:before="20" w:after="20"/>
-              <w:jc w:val="center"/>
-            </w:pPr>
-            <w:r/>
-          </w:p>
-        </w:tc>
-        <w:tc>
-          <w:tcPr>
-            <w:vAlign w:val="center"/>
-            <w:tcW w:type="dxa" w:w="1193"/>
-          </w:tcPr>
-          <w:p>
-            <w:pPr>
-              <w:spacing w:before="20" w:after="20"/>
-              <w:jc w:val="center"/>
-            </w:pPr>
-            <w:r/>
-          </w:p>
-        </w:tc>
-        <w:tc>
-          <w:tcPr>
-            <w:vAlign w:val="center"/>
-            <w:tcW w:type="dxa" w:w="1433"/>
+            <w:tcW w:type="dxa" w:w="1224"/>
+          </w:tcPr>
+          <w:p>
+            <w:pPr>
+              <w:spacing w:before="20" w:after="20"/>
+              <w:jc w:val="center"/>
+            </w:pPr>
+            <w:r/>
+          </w:p>
+        </w:tc>
+        <w:tc>
+          <w:tcPr>
+            <w:vAlign w:val="center"/>
+            <w:tcW w:type="dxa" w:w="1463"/>
+          </w:tcPr>
+          <w:p>
+            <w:pPr>
+              <w:spacing w:before="20" w:after="20"/>
+              <w:jc w:val="center"/>
+            </w:pPr>
+            <w:r/>
+          </w:p>
+        </w:tc>
+        <w:tc>
+          <w:tcPr>
+            <w:vAlign w:val="center"/>
+            <w:tcW w:type="dxa" w:w="1111"/>
+          </w:tcPr>
+          <w:p>
+            <w:pPr>
+              <w:spacing w:before="20" w:after="20"/>
+              <w:jc w:val="center"/>
+            </w:pPr>
+            <w:r/>
+          </w:p>
+        </w:tc>
+        <w:tc>
+          <w:tcPr>
+            <w:vAlign w:val="center"/>
+            <w:tcW w:type="dxa" w:w="1111"/>
+          </w:tcPr>
+          <w:p>
+            <w:pPr>
+              <w:spacing w:before="20" w:after="20"/>
+              <w:jc w:val="center"/>
+            </w:pPr>
+            <w:r/>
+          </w:p>
+        </w:tc>
+        <w:tc>
+          <w:tcPr>
+            <w:vAlign w:val="center"/>
+            <w:tcW w:type="dxa" w:w="1284"/>
+          </w:tcPr>
+          <w:p>
+            <w:pPr>
+              <w:spacing w:before="20" w:after="20"/>
+              <w:jc w:val="center"/>
+            </w:pPr>
+            <w:r/>
+          </w:p>
+        </w:tc>
+        <w:tc>
+          <w:tcPr>
+            <w:vAlign w:val="center"/>
+            <w:tcW w:type="dxa" w:w="1344"/>
+          </w:tcPr>
+          <w:p>
+            <w:pPr>
+              <w:spacing w:before="20" w:after="20"/>
+              <w:jc w:val="center"/>
+            </w:pPr>
+            <w:r/>
+          </w:p>
+        </w:tc>
+        <w:tc>
+          <w:tcPr>
+            <w:vAlign w:val="center"/>
+            <w:tcW w:type="dxa" w:w="1890"/>
           </w:tcPr>
           <w:p>
             <w:pPr>
@@ -6268,12 +6268,12 @@
         </w:tblBorders>
       </w:tblPr>
       <w:tblGrid>
-        <w:gridCol w:w="4006"/>
-        <w:gridCol w:w="1380"/>
-        <w:gridCol w:w="1309"/>
-        <w:gridCol w:w="948"/>
-        <w:gridCol w:w="1328"/>
-        <w:gridCol w:w="1492"/>
+        <w:gridCol w:w="3152"/>
+        <w:gridCol w:w="1381"/>
+        <w:gridCol w:w="1381"/>
+        <w:gridCol w:w="1381"/>
+        <w:gridCol w:w="1535"/>
+        <w:gridCol w:w="1635"/>
       </w:tblGrid>
       <w:tr>
         <w:trPr>
@@ -6284,7 +6284,7 @@
           <w:tcPr>
             <w:shd w:val="clear" w:color="auto" w:fill="2B547E"/>
             <w:vAlign w:val="center"/>
-            <w:tcW w:type="dxa" w:w="4006"/>
+            <w:tcW w:type="dxa" w:w="3152"/>
           </w:tcPr>
           <w:p>
             <w:pPr>
@@ -6329,7 +6329,7 @@
           <w:tcPr>
             <w:shd w:val="clear" w:color="auto" w:fill="2B547E"/>
             <w:vAlign w:val="center"/>
-            <w:tcW w:type="dxa" w:w="1380"/>
+            <w:tcW w:type="dxa" w:w="1381"/>
           </w:tcPr>
           <w:p>
             <w:pPr>
@@ -6374,7 +6374,7 @@
           <w:tcPr>
             <w:shd w:val="clear" w:color="auto" w:fill="2B547E"/>
             <w:vAlign w:val="center"/>
-            <w:tcW w:type="dxa" w:w="1309"/>
+            <w:tcW w:type="dxa" w:w="1381"/>
           </w:tcPr>
           <w:p>
             <w:pPr>
@@ -6419,7 +6419,7 @@
           <w:tcPr>
             <w:shd w:val="clear" w:color="auto" w:fill="2B547E"/>
             <w:vAlign w:val="center"/>
-            <w:tcW w:type="dxa" w:w="948"/>
+            <w:tcW w:type="dxa" w:w="1381"/>
           </w:tcPr>
           <w:p>
             <w:pPr>
@@ -6464,7 +6464,7 @@
           <w:tcPr>
             <w:shd w:val="clear" w:color="auto" w:fill="2B547E"/>
             <w:vAlign w:val="center"/>
-            <w:tcW w:type="dxa" w:w="1328"/>
+            <w:tcW w:type="dxa" w:w="1535"/>
           </w:tcPr>
           <w:p>
             <w:pPr>
@@ -6509,7 +6509,7 @@
           <w:tcPr>
             <w:shd w:val="clear" w:color="auto" w:fill="2B547E"/>
             <w:vAlign w:val="center"/>
-            <w:tcW w:type="dxa" w:w="1492"/>
+            <w:tcW w:type="dxa" w:w="1635"/>
           </w:tcPr>
           <w:p>
             <w:pPr>
@@ -6559,7 +6559,7 @@
           <w:tcPr>
             <w:shd w:val="clear" w:color="auto" w:fill="F2F2F2"/>
             <w:vAlign w:val="center"/>
-            <w:tcW w:type="dxa" w:w="4006"/>
+            <w:tcW w:type="dxa" w:w="3152"/>
           </w:tcPr>
           <w:p>
             <w:pPr>
@@ -6603,63 +6603,63 @@
         <w:tc>
           <w:tcPr>
             <w:vAlign w:val="center"/>
-            <w:tcW w:type="dxa" w:w="1380"/>
-          </w:tcPr>
-          <w:p>
-            <w:pPr>
-              <w:keepNext/>
-              <w:spacing w:before="20" w:after="20"/>
-              <w:jc w:val="center"/>
-            </w:pPr>
-            <w:r/>
-          </w:p>
-        </w:tc>
-        <w:tc>
-          <w:tcPr>
-            <w:vAlign w:val="center"/>
-            <w:tcW w:type="dxa" w:w="1309"/>
-          </w:tcPr>
-          <w:p>
-            <w:pPr>
-              <w:keepNext/>
-              <w:spacing w:before="20" w:after="20"/>
-              <w:jc w:val="center"/>
-            </w:pPr>
-            <w:r/>
-          </w:p>
-        </w:tc>
-        <w:tc>
-          <w:tcPr>
-            <w:vAlign w:val="center"/>
-            <w:tcW w:type="dxa" w:w="948"/>
-          </w:tcPr>
-          <w:p>
-            <w:pPr>
-              <w:keepNext/>
-              <w:spacing w:before="20" w:after="20"/>
-              <w:jc w:val="center"/>
-            </w:pPr>
-            <w:r/>
-          </w:p>
-        </w:tc>
-        <w:tc>
-          <w:tcPr>
-            <w:vAlign w:val="center"/>
-            <w:tcW w:type="dxa" w:w="1328"/>
-          </w:tcPr>
-          <w:p>
-            <w:pPr>
-              <w:keepNext/>
-              <w:spacing w:before="20" w:after="20"/>
-              <w:jc w:val="center"/>
-            </w:pPr>
-            <w:r/>
-          </w:p>
-        </w:tc>
-        <w:tc>
-          <w:tcPr>
-            <w:vAlign w:val="center"/>
-            <w:tcW w:type="dxa" w:w="1492"/>
+            <w:tcW w:type="dxa" w:w="1381"/>
+          </w:tcPr>
+          <w:p>
+            <w:pPr>
+              <w:keepNext/>
+              <w:spacing w:before="20" w:after="20"/>
+              <w:jc w:val="center"/>
+            </w:pPr>
+            <w:r/>
+          </w:p>
+        </w:tc>
+        <w:tc>
+          <w:tcPr>
+            <w:vAlign w:val="center"/>
+            <w:tcW w:type="dxa" w:w="1381"/>
+          </w:tcPr>
+          <w:p>
+            <w:pPr>
+              <w:keepNext/>
+              <w:spacing w:before="20" w:after="20"/>
+              <w:jc w:val="center"/>
+            </w:pPr>
+            <w:r/>
+          </w:p>
+        </w:tc>
+        <w:tc>
+          <w:tcPr>
+            <w:vAlign w:val="center"/>
+            <w:tcW w:type="dxa" w:w="1381"/>
+          </w:tcPr>
+          <w:p>
+            <w:pPr>
+              <w:keepNext/>
+              <w:spacing w:before="20" w:after="20"/>
+              <w:jc w:val="center"/>
+            </w:pPr>
+            <w:r/>
+          </w:p>
+        </w:tc>
+        <w:tc>
+          <w:tcPr>
+            <w:vAlign w:val="center"/>
+            <w:tcW w:type="dxa" w:w="1535"/>
+          </w:tcPr>
+          <w:p>
+            <w:pPr>
+              <w:keepNext/>
+              <w:spacing w:before="20" w:after="20"/>
+              <w:jc w:val="center"/>
+            </w:pPr>
+            <w:r/>
+          </w:p>
+        </w:tc>
+        <w:tc>
+          <w:tcPr>
+            <w:vAlign w:val="center"/>
+            <w:tcW w:type="dxa" w:w="1635"/>
           </w:tcPr>
           <w:p>
             <w:pPr>
@@ -6679,7 +6679,7 @@
           <w:tcPr>
             <w:shd w:val="clear" w:color="auto" w:fill="F2F2F2"/>
             <w:vAlign w:val="center"/>
-            <w:tcW w:type="dxa" w:w="4006"/>
+            <w:tcW w:type="dxa" w:w="3152"/>
           </w:tcPr>
           <w:p>
             <w:pPr>
@@ -6724,7 +6724,7 @@
           <w:tcPr>
             <w:shd w:val="clear" w:color="auto" w:fill="F7FAFC"/>
             <w:vAlign w:val="center"/>
-            <w:tcW w:type="dxa" w:w="1380"/>
+            <w:tcW w:type="dxa" w:w="1381"/>
           </w:tcPr>
           <w:p>
             <w:pPr>
@@ -6739,7 +6739,7 @@
           <w:tcPr>
             <w:shd w:val="clear" w:color="auto" w:fill="F7FAFC"/>
             <w:vAlign w:val="center"/>
-            <w:tcW w:type="dxa" w:w="1309"/>
+            <w:tcW w:type="dxa" w:w="1381"/>
           </w:tcPr>
           <w:p>
             <w:pPr>
@@ -6754,7 +6754,7 @@
           <w:tcPr>
             <w:shd w:val="clear" w:color="auto" w:fill="F7FAFC"/>
             <w:vAlign w:val="center"/>
-            <w:tcW w:type="dxa" w:w="948"/>
+            <w:tcW w:type="dxa" w:w="1381"/>
           </w:tcPr>
           <w:p>
             <w:pPr>
@@ -6769,7 +6769,7 @@
           <w:tcPr>
             <w:shd w:val="clear" w:color="auto" w:fill="F7FAFC"/>
             <w:vAlign w:val="center"/>
-            <w:tcW w:type="dxa" w:w="1328"/>
+            <w:tcW w:type="dxa" w:w="1535"/>
           </w:tcPr>
           <w:p>
             <w:pPr>
@@ -6784,7 +6784,7 @@
           <w:tcPr>
             <w:shd w:val="clear" w:color="auto" w:fill="F7FAFC"/>
             <w:vAlign w:val="center"/>
-            <w:tcW w:type="dxa" w:w="1492"/>
+            <w:tcW w:type="dxa" w:w="1635"/>
           </w:tcPr>
           <w:p>
             <w:pPr>
@@ -6804,7 +6804,7 @@
           <w:tcPr>
             <w:shd w:val="clear" w:color="auto" w:fill="F2F2F2"/>
             <w:vAlign w:val="center"/>
-            <w:tcW w:type="dxa" w:w="4006"/>
+            <w:tcW w:type="dxa" w:w="3152"/>
           </w:tcPr>
           <w:p>
             <w:pPr>
@@ -6848,63 +6848,63 @@
         <w:tc>
           <w:tcPr>
             <w:vAlign w:val="center"/>
-            <w:tcW w:type="dxa" w:w="1380"/>
-          </w:tcPr>
-          <w:p>
-            <w:pPr>
-              <w:keepNext/>
-              <w:spacing w:before="20" w:after="20"/>
-              <w:jc w:val="center"/>
-            </w:pPr>
-            <w:r/>
-          </w:p>
-        </w:tc>
-        <w:tc>
-          <w:tcPr>
-            <w:vAlign w:val="center"/>
-            <w:tcW w:type="dxa" w:w="1309"/>
-          </w:tcPr>
-          <w:p>
-            <w:pPr>
-              <w:keepNext/>
-              <w:spacing w:before="20" w:after="20"/>
-              <w:jc w:val="center"/>
-            </w:pPr>
-            <w:r/>
-          </w:p>
-        </w:tc>
-        <w:tc>
-          <w:tcPr>
-            <w:vAlign w:val="center"/>
-            <w:tcW w:type="dxa" w:w="948"/>
-          </w:tcPr>
-          <w:p>
-            <w:pPr>
-              <w:keepNext/>
-              <w:spacing w:before="20" w:after="20"/>
-              <w:jc w:val="center"/>
-            </w:pPr>
-            <w:r/>
-          </w:p>
-        </w:tc>
-        <w:tc>
-          <w:tcPr>
-            <w:vAlign w:val="center"/>
-            <w:tcW w:type="dxa" w:w="1328"/>
-          </w:tcPr>
-          <w:p>
-            <w:pPr>
-              <w:keepNext/>
-              <w:spacing w:before="20" w:after="20"/>
-              <w:jc w:val="center"/>
-            </w:pPr>
-            <w:r/>
-          </w:p>
-        </w:tc>
-        <w:tc>
-          <w:tcPr>
-            <w:vAlign w:val="center"/>
-            <w:tcW w:type="dxa" w:w="1492"/>
+            <w:tcW w:type="dxa" w:w="1381"/>
+          </w:tcPr>
+          <w:p>
+            <w:pPr>
+              <w:keepNext/>
+              <w:spacing w:before="20" w:after="20"/>
+              <w:jc w:val="center"/>
+            </w:pPr>
+            <w:r/>
+          </w:p>
+        </w:tc>
+        <w:tc>
+          <w:tcPr>
+            <w:vAlign w:val="center"/>
+            <w:tcW w:type="dxa" w:w="1381"/>
+          </w:tcPr>
+          <w:p>
+            <w:pPr>
+              <w:keepNext/>
+              <w:spacing w:before="20" w:after="20"/>
+              <w:jc w:val="center"/>
+            </w:pPr>
+            <w:r/>
+          </w:p>
+        </w:tc>
+        <w:tc>
+          <w:tcPr>
+            <w:vAlign w:val="center"/>
+            <w:tcW w:type="dxa" w:w="1381"/>
+          </w:tcPr>
+          <w:p>
+            <w:pPr>
+              <w:keepNext/>
+              <w:spacing w:before="20" w:after="20"/>
+              <w:jc w:val="center"/>
+            </w:pPr>
+            <w:r/>
+          </w:p>
+        </w:tc>
+        <w:tc>
+          <w:tcPr>
+            <w:vAlign w:val="center"/>
+            <w:tcW w:type="dxa" w:w="1535"/>
+          </w:tcPr>
+          <w:p>
+            <w:pPr>
+              <w:keepNext/>
+              <w:spacing w:before="20" w:after="20"/>
+              <w:jc w:val="center"/>
+            </w:pPr>
+            <w:r/>
+          </w:p>
+        </w:tc>
+        <w:tc>
+          <w:tcPr>
+            <w:vAlign w:val="center"/>
+            <w:tcW w:type="dxa" w:w="1635"/>
           </w:tcPr>
           <w:p>
             <w:pPr>
@@ -6924,7 +6924,7 @@
           <w:tcPr>
             <w:shd w:val="clear" w:color="auto" w:fill="F2F2F2"/>
             <w:vAlign w:val="center"/>
-            <w:tcW w:type="dxa" w:w="4006"/>
+            <w:tcW w:type="dxa" w:w="3152"/>
           </w:tcPr>
           <w:p>
             <w:pPr>
@@ -6968,7 +6968,7 @@
           <w:tcPr>
             <w:shd w:val="clear" w:color="auto" w:fill="F7FAFC"/>
             <w:vAlign w:val="center"/>
-            <w:tcW w:type="dxa" w:w="1380"/>
+            <w:tcW w:type="dxa" w:w="1381"/>
           </w:tcPr>
           <w:p>
             <w:pPr>
@@ -6982,7 +6982,7 @@
           <w:tcPr>
             <w:shd w:val="clear" w:color="auto" w:fill="F7FAFC"/>
             <w:vAlign w:val="center"/>
-            <w:tcW w:type="dxa" w:w="1309"/>
+            <w:tcW w:type="dxa" w:w="1381"/>
           </w:tcPr>
           <w:p>
             <w:pPr>
@@ -6996,7 +6996,7 @@
           <w:tcPr>
             <w:shd w:val="clear" w:color="auto" w:fill="F7FAFC"/>
             <w:vAlign w:val="center"/>
-            <w:tcW w:type="dxa" w:w="948"/>
+            <w:tcW w:type="dxa" w:w="1381"/>
           </w:tcPr>
           <w:p>
             <w:pPr>
@@ -7010,7 +7010,7 @@
           <w:tcPr>
             <w:shd w:val="clear" w:color="auto" w:fill="F7FAFC"/>
             <w:vAlign w:val="center"/>
-            <w:tcW w:type="dxa" w:w="1328"/>
+            <w:tcW w:type="dxa" w:w="1535"/>
           </w:tcPr>
           <w:p>
             <w:pPr>
@@ -7024,7 +7024,7 @@
           <w:tcPr>
             <w:shd w:val="clear" w:color="auto" w:fill="F7FAFC"/>
             <w:vAlign w:val="center"/>
-            <w:tcW w:type="dxa" w:w="1492"/>
+            <w:tcW w:type="dxa" w:w="1635"/>
           </w:tcPr>
           <w:p>
             <w:pPr>
@@ -7772,11 +7772,11 @@
         </w:tblBorders>
       </w:tblPr>
       <w:tblGrid>
-        <w:gridCol w:w="1474"/>
-        <w:gridCol w:w="2589"/>
-        <w:gridCol w:w="1223"/>
-        <w:gridCol w:w="2589"/>
-        <w:gridCol w:w="2589"/>
+        <w:gridCol w:w="1682"/>
+        <w:gridCol w:w="2333"/>
+        <w:gridCol w:w="1682"/>
+        <w:gridCol w:w="2233"/>
+        <w:gridCol w:w="2533"/>
       </w:tblGrid>
       <w:tr>
         <w:trPr>
@@ -7787,7 +7787,7 @@
           <w:tcPr>
             <w:shd w:val="clear" w:color="auto" w:fill="2B547E"/>
             <w:vAlign w:val="center"/>
-            <w:tcW w:type="dxa" w:w="1474"/>
+            <w:tcW w:type="dxa" w:w="1682"/>
           </w:tcPr>
           <w:p>
             <w:pPr>
@@ -7832,7 +7832,7 @@
           <w:tcPr>
             <w:shd w:val="clear" w:color="auto" w:fill="2B547E"/>
             <w:vAlign w:val="center"/>
-            <w:tcW w:type="dxa" w:w="2589"/>
+            <w:tcW w:type="dxa" w:w="2333"/>
           </w:tcPr>
           <w:p>
             <w:pPr>
@@ -7877,7 +7877,7 @@
           <w:tcPr>
             <w:shd w:val="clear" w:color="auto" w:fill="2B547E"/>
             <w:vAlign w:val="center"/>
-            <w:tcW w:type="dxa" w:w="1223"/>
+            <w:tcW w:type="dxa" w:w="1682"/>
           </w:tcPr>
           <w:p>
             <w:pPr>
@@ -7922,7 +7922,7 @@
           <w:tcPr>
             <w:shd w:val="clear" w:color="auto" w:fill="2B547E"/>
             <w:vAlign w:val="center"/>
-            <w:tcW w:type="dxa" w:w="2589"/>
+            <w:tcW w:type="dxa" w:w="2233"/>
           </w:tcPr>
           <w:p>
             <w:pPr>
@@ -7967,7 +7967,7 @@
           <w:tcPr>
             <w:shd w:val="clear" w:color="auto" w:fill="2B547E"/>
             <w:vAlign w:val="center"/>
-            <w:tcW w:type="dxa" w:w="2589"/>
+            <w:tcW w:type="dxa" w:w="2533"/>
           </w:tcPr>
           <w:p>
             <w:pPr>
@@ -8016,63 +8016,63 @@
         <w:tc>
           <w:tcPr>
             <w:vAlign w:val="center"/>
-            <w:tcW w:type="dxa" w:w="1474"/>
-          </w:tcPr>
-          <w:p>
-            <w:pPr>
-              <w:keepNext/>
-              <w:spacing w:before="20" w:after="20"/>
-              <w:jc w:val="center"/>
-            </w:pPr>
-            <w:r/>
-          </w:p>
-        </w:tc>
-        <w:tc>
-          <w:tcPr>
-            <w:vAlign w:val="center"/>
-            <w:tcW w:type="dxa" w:w="2589"/>
-          </w:tcPr>
-          <w:p>
-            <w:pPr>
-              <w:keepNext/>
-              <w:spacing w:before="20" w:after="20"/>
-              <w:jc w:val="center"/>
-            </w:pPr>
-            <w:r/>
-          </w:p>
-        </w:tc>
-        <w:tc>
-          <w:tcPr>
-            <w:vAlign w:val="center"/>
-            <w:tcW w:type="dxa" w:w="1223"/>
-          </w:tcPr>
-          <w:p>
-            <w:pPr>
-              <w:keepNext/>
-              <w:spacing w:before="20" w:after="20"/>
-              <w:jc w:val="center"/>
-            </w:pPr>
-            <w:r/>
-          </w:p>
-        </w:tc>
-        <w:tc>
-          <w:tcPr>
-            <w:vAlign w:val="center"/>
-            <w:tcW w:type="dxa" w:w="2589"/>
-          </w:tcPr>
-          <w:p>
-            <w:pPr>
-              <w:keepNext/>
-              <w:spacing w:before="20" w:after="20"/>
-              <w:jc w:val="center"/>
-            </w:pPr>
-            <w:r/>
-          </w:p>
-        </w:tc>
-        <w:tc>
-          <w:tcPr>
-            <w:vAlign w:val="center"/>
-            <w:tcW w:type="dxa" w:w="2589"/>
+            <w:tcW w:type="dxa" w:w="1682"/>
+          </w:tcPr>
+          <w:p>
+            <w:pPr>
+              <w:keepNext/>
+              <w:spacing w:before="20" w:after="20"/>
+              <w:jc w:val="center"/>
+            </w:pPr>
+            <w:r/>
+          </w:p>
+        </w:tc>
+        <w:tc>
+          <w:tcPr>
+            <w:vAlign w:val="center"/>
+            <w:tcW w:type="dxa" w:w="2333"/>
+          </w:tcPr>
+          <w:p>
+            <w:pPr>
+              <w:keepNext/>
+              <w:spacing w:before="20" w:after="20"/>
+              <w:jc w:val="center"/>
+            </w:pPr>
+            <w:r/>
+          </w:p>
+        </w:tc>
+        <w:tc>
+          <w:tcPr>
+            <w:vAlign w:val="center"/>
+            <w:tcW w:type="dxa" w:w="1682"/>
+          </w:tcPr>
+          <w:p>
+            <w:pPr>
+              <w:keepNext/>
+              <w:spacing w:before="20" w:after="20"/>
+              <w:jc w:val="center"/>
+            </w:pPr>
+            <w:r/>
+          </w:p>
+        </w:tc>
+        <w:tc>
+          <w:tcPr>
+            <w:vAlign w:val="center"/>
+            <w:tcW w:type="dxa" w:w="2233"/>
+          </w:tcPr>
+          <w:p>
+            <w:pPr>
+              <w:keepNext/>
+              <w:spacing w:before="20" w:after="20"/>
+              <w:jc w:val="center"/>
+            </w:pPr>
+            <w:r/>
+          </w:p>
+        </w:tc>
+        <w:tc>
+          <w:tcPr>
+            <w:vAlign w:val="center"/>
+            <w:tcW w:type="dxa" w:w="2533"/>
           </w:tcPr>
           <w:p>
             <w:pPr>
@@ -8092,7 +8092,7 @@
           <w:tcPr>
             <w:shd w:val="clear" w:color="auto" w:fill="F7FAFC"/>
             <w:vAlign w:val="center"/>
-            <w:tcW w:type="dxa" w:w="1474"/>
+            <w:tcW w:type="dxa" w:w="1682"/>
           </w:tcPr>
           <w:p>
             <w:pPr>
@@ -8107,7 +8107,7 @@
           <w:tcPr>
             <w:shd w:val="clear" w:color="auto" w:fill="F7FAFC"/>
             <w:vAlign w:val="center"/>
-            <w:tcW w:type="dxa" w:w="2589"/>
+            <w:tcW w:type="dxa" w:w="2333"/>
           </w:tcPr>
           <w:p>
             <w:pPr>
@@ -8122,7 +8122,7 @@
           <w:tcPr>
             <w:shd w:val="clear" w:color="auto" w:fill="F7FAFC"/>
             <w:vAlign w:val="center"/>
-            <w:tcW w:type="dxa" w:w="1223"/>
+            <w:tcW w:type="dxa" w:w="1682"/>
           </w:tcPr>
           <w:p>
             <w:pPr>
@@ -8137,7 +8137,7 @@
           <w:tcPr>
             <w:shd w:val="clear" w:color="auto" w:fill="F7FAFC"/>
             <w:vAlign w:val="center"/>
-            <w:tcW w:type="dxa" w:w="2589"/>
+            <w:tcW w:type="dxa" w:w="2233"/>
           </w:tcPr>
           <w:p>
             <w:pPr>
@@ -8152,7 +8152,7 @@
           <w:tcPr>
             <w:shd w:val="clear" w:color="auto" w:fill="F7FAFC"/>
             <w:vAlign w:val="center"/>
-            <w:tcW w:type="dxa" w:w="2589"/>
+            <w:tcW w:type="dxa" w:w="2533"/>
           </w:tcPr>
           <w:p>
             <w:pPr>
@@ -8171,63 +8171,63 @@
         <w:tc>
           <w:tcPr>
             <w:vAlign w:val="center"/>
-            <w:tcW w:type="dxa" w:w="1474"/>
-          </w:tcPr>
-          <w:p>
-            <w:pPr>
-              <w:keepNext/>
-              <w:spacing w:before="20" w:after="20"/>
-              <w:jc w:val="center"/>
-            </w:pPr>
-            <w:r/>
-          </w:p>
-        </w:tc>
-        <w:tc>
-          <w:tcPr>
-            <w:vAlign w:val="center"/>
-            <w:tcW w:type="dxa" w:w="2589"/>
-          </w:tcPr>
-          <w:p>
-            <w:pPr>
-              <w:keepNext/>
-              <w:spacing w:before="20" w:after="20"/>
-              <w:jc w:val="center"/>
-            </w:pPr>
-            <w:r/>
-          </w:p>
-        </w:tc>
-        <w:tc>
-          <w:tcPr>
-            <w:vAlign w:val="center"/>
-            <w:tcW w:type="dxa" w:w="1223"/>
-          </w:tcPr>
-          <w:p>
-            <w:pPr>
-              <w:keepNext/>
-              <w:spacing w:before="20" w:after="20"/>
-              <w:jc w:val="center"/>
-            </w:pPr>
-            <w:r/>
-          </w:p>
-        </w:tc>
-        <w:tc>
-          <w:tcPr>
-            <w:vAlign w:val="center"/>
-            <w:tcW w:type="dxa" w:w="2589"/>
-          </w:tcPr>
-          <w:p>
-            <w:pPr>
-              <w:keepNext/>
-              <w:spacing w:before="20" w:after="20"/>
-              <w:jc w:val="center"/>
-            </w:pPr>
-            <w:r/>
-          </w:p>
-        </w:tc>
-        <w:tc>
-          <w:tcPr>
-            <w:vAlign w:val="center"/>
-            <w:tcW w:type="dxa" w:w="2589"/>
+            <w:tcW w:type="dxa" w:w="1682"/>
+          </w:tcPr>
+          <w:p>
+            <w:pPr>
+              <w:keepNext/>
+              <w:spacing w:before="20" w:after="20"/>
+              <w:jc w:val="center"/>
+            </w:pPr>
+            <w:r/>
+          </w:p>
+        </w:tc>
+        <w:tc>
+          <w:tcPr>
+            <w:vAlign w:val="center"/>
+            <w:tcW w:type="dxa" w:w="2333"/>
+          </w:tcPr>
+          <w:p>
+            <w:pPr>
+              <w:keepNext/>
+              <w:spacing w:before="20" w:after="20"/>
+              <w:jc w:val="center"/>
+            </w:pPr>
+            <w:r/>
+          </w:p>
+        </w:tc>
+        <w:tc>
+          <w:tcPr>
+            <w:vAlign w:val="center"/>
+            <w:tcW w:type="dxa" w:w="1682"/>
+          </w:tcPr>
+          <w:p>
+            <w:pPr>
+              <w:keepNext/>
+              <w:spacing w:before="20" w:after="20"/>
+              <w:jc w:val="center"/>
+            </w:pPr>
+            <w:r/>
+          </w:p>
+        </w:tc>
+        <w:tc>
+          <w:tcPr>
+            <w:vAlign w:val="center"/>
+            <w:tcW w:type="dxa" w:w="2233"/>
+          </w:tcPr>
+          <w:p>
+            <w:pPr>
+              <w:keepNext/>
+              <w:spacing w:before="20" w:after="20"/>
+              <w:jc w:val="center"/>
+            </w:pPr>
+            <w:r/>
+          </w:p>
+        </w:tc>
+        <w:tc>
+          <w:tcPr>
+            <w:vAlign w:val="center"/>
+            <w:tcW w:type="dxa" w:w="2533"/>
           </w:tcPr>
           <w:p>
             <w:pPr>
@@ -8247,7 +8247,7 @@
           <w:tcPr>
             <w:shd w:val="clear" w:color="auto" w:fill="F7FAFC"/>
             <w:vAlign w:val="center"/>
-            <w:tcW w:type="dxa" w:w="1474"/>
+            <w:tcW w:type="dxa" w:w="1682"/>
           </w:tcPr>
           <w:p>
             <w:pPr>
@@ -8261,7 +8261,7 @@
           <w:tcPr>
             <w:shd w:val="clear" w:color="auto" w:fill="F7FAFC"/>
             <w:vAlign w:val="center"/>
-            <w:tcW w:type="dxa" w:w="2589"/>
+            <w:tcW w:type="dxa" w:w="2333"/>
           </w:tcPr>
           <w:p>
             <w:pPr>
@@ -8275,7 +8275,7 @@
           <w:tcPr>
             <w:shd w:val="clear" w:color="auto" w:fill="F7FAFC"/>
             <w:vAlign w:val="center"/>
-            <w:tcW w:type="dxa" w:w="1223"/>
+            <w:tcW w:type="dxa" w:w="1682"/>
           </w:tcPr>
           <w:p>
             <w:pPr>
@@ -8289,7 +8289,7 @@
           <w:tcPr>
             <w:shd w:val="clear" w:color="auto" w:fill="F7FAFC"/>
             <w:vAlign w:val="center"/>
-            <w:tcW w:type="dxa" w:w="2589"/>
+            <w:tcW w:type="dxa" w:w="2233"/>
           </w:tcPr>
           <w:p>
             <w:pPr>
@@ -8303,7 +8303,7 @@
           <w:tcPr>
             <w:shd w:val="clear" w:color="auto" w:fill="F7FAFC"/>
             <w:vAlign w:val="center"/>
-            <w:tcW w:type="dxa" w:w="2589"/>
+            <w:tcW w:type="dxa" w:w="2533"/>
           </w:tcPr>
           <w:p>
             <w:pPr>
@@ -8862,12 +8862,12 @@
         </w:tblBorders>
       </w:tblPr>
       <w:tblGrid>
-        <w:gridCol w:w="3666"/>
-        <w:gridCol w:w="1434"/>
-        <w:gridCol w:w="1612"/>
-        <w:gridCol w:w="1413"/>
-        <w:gridCol w:w="927"/>
-        <w:gridCol w:w="1413"/>
+        <w:gridCol w:w="1360"/>
+        <w:gridCol w:w="1444"/>
+        <w:gridCol w:w="2252"/>
+        <w:gridCol w:w="2207"/>
+        <w:gridCol w:w="1392"/>
+        <w:gridCol w:w="1807"/>
       </w:tblGrid>
       <w:tr>
         <w:trPr>
@@ -8878,7 +8878,7 @@
           <w:tcPr>
             <w:shd w:val="clear" w:color="auto" w:fill="2B547E"/>
             <w:vAlign w:val="center"/>
-            <w:tcW w:type="dxa" w:w="3666"/>
+            <w:tcW w:type="dxa" w:w="1360"/>
           </w:tcPr>
           <w:p>
             <w:pPr>
@@ -8903,7 +8903,7 @@
           <w:tcPr>
             <w:shd w:val="clear" w:color="auto" w:fill="2B547E"/>
             <w:vAlign w:val="center"/>
-            <w:tcW w:type="dxa" w:w="1434"/>
+            <w:tcW w:type="dxa" w:w="1444"/>
           </w:tcPr>
           <w:p>
             <w:pPr>
@@ -8948,7 +8948,7 @@
           <w:tcPr>
             <w:shd w:val="clear" w:color="auto" w:fill="2B547E"/>
             <w:vAlign w:val="center"/>
-            <w:tcW w:type="dxa" w:w="1612"/>
+            <w:tcW w:type="dxa" w:w="2252"/>
           </w:tcPr>
           <w:p>
             <w:pPr>
@@ -8993,7 +8993,7 @@
           <w:tcPr>
             <w:shd w:val="clear" w:color="auto" w:fill="2B547E"/>
             <w:vAlign w:val="center"/>
-            <w:tcW w:type="dxa" w:w="1413"/>
+            <w:tcW w:type="dxa" w:w="2207"/>
           </w:tcPr>
           <w:p>
             <w:pPr>
@@ -9038,7 +9038,7 @@
           <w:tcPr>
             <w:shd w:val="clear" w:color="auto" w:fill="2B547E"/>
             <w:vAlign w:val="center"/>
-            <w:tcW w:type="dxa" w:w="927"/>
+            <w:tcW w:type="dxa" w:w="1392"/>
           </w:tcPr>
           <w:p>
             <w:pPr>
@@ -9083,7 +9083,7 @@
           <w:tcPr>
             <w:shd w:val="clear" w:color="auto" w:fill="2B547E"/>
             <w:vAlign w:val="center"/>
-            <w:tcW w:type="dxa" w:w="1413"/>
+            <w:tcW w:type="dxa" w:w="1807"/>
           </w:tcPr>
           <w:p>
             <w:pPr>
@@ -9133,7 +9133,7 @@
           <w:tcPr>
             <w:shd w:val="clear" w:color="auto" w:fill="F2F2F2"/>
             <w:vAlign w:val="center"/>
-            <w:tcW w:type="dxa" w:w="3666"/>
+            <w:tcW w:type="dxa" w:w="1360"/>
           </w:tcPr>
           <w:p>
             <w:pPr>
@@ -9157,63 +9157,63 @@
         <w:tc>
           <w:tcPr>
             <w:vAlign w:val="center"/>
-            <w:tcW w:type="dxa" w:w="1434"/>
-          </w:tcPr>
-          <w:p>
-            <w:pPr>
-              <w:keepNext/>
-              <w:spacing w:before="20" w:after="20"/>
-              <w:jc w:val="center"/>
-            </w:pPr>
-            <w:r/>
-          </w:p>
-        </w:tc>
-        <w:tc>
-          <w:tcPr>
-            <w:vAlign w:val="center"/>
-            <w:tcW w:type="dxa" w:w="1612"/>
-          </w:tcPr>
-          <w:p>
-            <w:pPr>
-              <w:keepNext/>
-              <w:spacing w:before="20" w:after="20"/>
-              <w:jc w:val="center"/>
-            </w:pPr>
-            <w:r/>
-          </w:p>
-        </w:tc>
-        <w:tc>
-          <w:tcPr>
-            <w:vAlign w:val="center"/>
-            <w:tcW w:type="dxa" w:w="1413"/>
-          </w:tcPr>
-          <w:p>
-            <w:pPr>
-              <w:keepNext/>
-              <w:spacing w:before="20" w:after="20"/>
-              <w:jc w:val="center"/>
-            </w:pPr>
-            <w:r/>
-          </w:p>
-        </w:tc>
-        <w:tc>
-          <w:tcPr>
-            <w:vAlign w:val="center"/>
-            <w:tcW w:type="dxa" w:w="927"/>
-          </w:tcPr>
-          <w:p>
-            <w:pPr>
-              <w:keepNext/>
-              <w:spacing w:before="20" w:after="20"/>
-              <w:jc w:val="center"/>
-            </w:pPr>
-            <w:r/>
-          </w:p>
-        </w:tc>
-        <w:tc>
-          <w:tcPr>
-            <w:vAlign w:val="center"/>
-            <w:tcW w:type="dxa" w:w="1413"/>
+            <w:tcW w:type="dxa" w:w="1444"/>
+          </w:tcPr>
+          <w:p>
+            <w:pPr>
+              <w:keepNext/>
+              <w:spacing w:before="20" w:after="20"/>
+              <w:jc w:val="center"/>
+            </w:pPr>
+            <w:r/>
+          </w:p>
+        </w:tc>
+        <w:tc>
+          <w:tcPr>
+            <w:vAlign w:val="center"/>
+            <w:tcW w:type="dxa" w:w="2252"/>
+          </w:tcPr>
+          <w:p>
+            <w:pPr>
+              <w:keepNext/>
+              <w:spacing w:before="20" w:after="20"/>
+              <w:jc w:val="center"/>
+            </w:pPr>
+            <w:r/>
+          </w:p>
+        </w:tc>
+        <w:tc>
+          <w:tcPr>
+            <w:vAlign w:val="center"/>
+            <w:tcW w:type="dxa" w:w="2207"/>
+          </w:tcPr>
+          <w:p>
+            <w:pPr>
+              <w:keepNext/>
+              <w:spacing w:before="20" w:after="20"/>
+              <w:jc w:val="center"/>
+            </w:pPr>
+            <w:r/>
+          </w:p>
+        </w:tc>
+        <w:tc>
+          <w:tcPr>
+            <w:vAlign w:val="center"/>
+            <w:tcW w:type="dxa" w:w="1392"/>
+          </w:tcPr>
+          <w:p>
+            <w:pPr>
+              <w:keepNext/>
+              <w:spacing w:before="20" w:after="20"/>
+              <w:jc w:val="center"/>
+            </w:pPr>
+            <w:r/>
+          </w:p>
+        </w:tc>
+        <w:tc>
+          <w:tcPr>
+            <w:vAlign w:val="center"/>
+            <w:tcW w:type="dxa" w:w="1807"/>
           </w:tcPr>
           <w:p>
             <w:pPr>
@@ -9233,7 +9233,7 @@
           <w:tcPr>
             <w:shd w:val="clear" w:color="auto" w:fill="F2F2F2"/>
             <w:vAlign w:val="center"/>
-            <w:tcW w:type="dxa" w:w="3666"/>
+            <w:tcW w:type="dxa" w:w="1360"/>
           </w:tcPr>
           <w:p>
             <w:pPr>
@@ -9258,7 +9258,7 @@
           <w:tcPr>
             <w:shd w:val="clear" w:color="auto" w:fill="F7FAFC"/>
             <w:vAlign w:val="center"/>
-            <w:tcW w:type="dxa" w:w="1434"/>
+            <w:tcW w:type="dxa" w:w="1444"/>
           </w:tcPr>
           <w:p>
             <w:pPr>
@@ -9273,7 +9273,7 @@
           <w:tcPr>
             <w:shd w:val="clear" w:color="auto" w:fill="F7FAFC"/>
             <w:vAlign w:val="center"/>
-            <w:tcW w:type="dxa" w:w="1612"/>
+            <w:tcW w:type="dxa" w:w="2252"/>
           </w:tcPr>
           <w:p>
             <w:pPr>
@@ -9288,7 +9288,7 @@
           <w:tcPr>
             <w:shd w:val="clear" w:color="auto" w:fill="F7FAFC"/>
             <w:vAlign w:val="center"/>
-            <w:tcW w:type="dxa" w:w="1413"/>
+            <w:tcW w:type="dxa" w:w="2207"/>
           </w:tcPr>
           <w:p>
             <w:pPr>
@@ -9303,7 +9303,7 @@
           <w:tcPr>
             <w:shd w:val="clear" w:color="auto" w:fill="F7FAFC"/>
             <w:vAlign w:val="center"/>
-            <w:tcW w:type="dxa" w:w="927"/>
+            <w:tcW w:type="dxa" w:w="1392"/>
           </w:tcPr>
           <w:p>
             <w:pPr>
@@ -9318,7 +9318,7 @@
           <w:tcPr>
             <w:shd w:val="clear" w:color="auto" w:fill="F7FAFC"/>
             <w:vAlign w:val="center"/>
-            <w:tcW w:type="dxa" w:w="1413"/>
+            <w:tcW w:type="dxa" w:w="1807"/>
           </w:tcPr>
           <w:p>
             <w:pPr>
@@ -9338,7 +9338,7 @@
           <w:tcPr>
             <w:shd w:val="clear" w:color="auto" w:fill="F2F2F2"/>
             <w:vAlign w:val="center"/>
-            <w:tcW w:type="dxa" w:w="3666"/>
+            <w:tcW w:type="dxa" w:w="1360"/>
           </w:tcPr>
           <w:p>
             <w:pPr>
@@ -9362,63 +9362,63 @@
         <w:tc>
           <w:tcPr>
             <w:vAlign w:val="center"/>
-            <w:tcW w:type="dxa" w:w="1434"/>
-          </w:tcPr>
-          <w:p>
-            <w:pPr>
-              <w:keepNext/>
-              <w:spacing w:before="20" w:after="20"/>
-              <w:jc w:val="center"/>
-            </w:pPr>
-            <w:r/>
-          </w:p>
-        </w:tc>
-        <w:tc>
-          <w:tcPr>
-            <w:vAlign w:val="center"/>
-            <w:tcW w:type="dxa" w:w="1612"/>
-          </w:tcPr>
-          <w:p>
-            <w:pPr>
-              <w:keepNext/>
-              <w:spacing w:before="20" w:after="20"/>
-              <w:jc w:val="center"/>
-            </w:pPr>
-            <w:r/>
-          </w:p>
-        </w:tc>
-        <w:tc>
-          <w:tcPr>
-            <w:vAlign w:val="center"/>
-            <w:tcW w:type="dxa" w:w="1413"/>
-          </w:tcPr>
-          <w:p>
-            <w:pPr>
-              <w:keepNext/>
-              <w:spacing w:before="20" w:after="20"/>
-              <w:jc w:val="center"/>
-            </w:pPr>
-            <w:r/>
-          </w:p>
-        </w:tc>
-        <w:tc>
-          <w:tcPr>
-            <w:vAlign w:val="center"/>
-            <w:tcW w:type="dxa" w:w="927"/>
-          </w:tcPr>
-          <w:p>
-            <w:pPr>
-              <w:keepNext/>
-              <w:spacing w:before="20" w:after="20"/>
-              <w:jc w:val="center"/>
-            </w:pPr>
-            <w:r/>
-          </w:p>
-        </w:tc>
-        <w:tc>
-          <w:tcPr>
-            <w:vAlign w:val="center"/>
-            <w:tcW w:type="dxa" w:w="1413"/>
+            <w:tcW w:type="dxa" w:w="1444"/>
+          </w:tcPr>
+          <w:p>
+            <w:pPr>
+              <w:keepNext/>
+              <w:spacing w:before="20" w:after="20"/>
+              <w:jc w:val="center"/>
+            </w:pPr>
+            <w:r/>
+          </w:p>
+        </w:tc>
+        <w:tc>
+          <w:tcPr>
+            <w:vAlign w:val="center"/>
+            <w:tcW w:type="dxa" w:w="2252"/>
+          </w:tcPr>
+          <w:p>
+            <w:pPr>
+              <w:keepNext/>
+              <w:spacing w:before="20" w:after="20"/>
+              <w:jc w:val="center"/>
+            </w:pPr>
+            <w:r/>
+          </w:p>
+        </w:tc>
+        <w:tc>
+          <w:tcPr>
+            <w:vAlign w:val="center"/>
+            <w:tcW w:type="dxa" w:w="2207"/>
+          </w:tcPr>
+          <w:p>
+            <w:pPr>
+              <w:keepNext/>
+              <w:spacing w:before="20" w:after="20"/>
+              <w:jc w:val="center"/>
+            </w:pPr>
+            <w:r/>
+          </w:p>
+        </w:tc>
+        <w:tc>
+          <w:tcPr>
+            <w:vAlign w:val="center"/>
+            <w:tcW w:type="dxa" w:w="1392"/>
+          </w:tcPr>
+          <w:p>
+            <w:pPr>
+              <w:keepNext/>
+              <w:spacing w:before="20" w:after="20"/>
+              <w:jc w:val="center"/>
+            </w:pPr>
+            <w:r/>
+          </w:p>
+        </w:tc>
+        <w:tc>
+          <w:tcPr>
+            <w:vAlign w:val="center"/>
+            <w:tcW w:type="dxa" w:w="1807"/>
           </w:tcPr>
           <w:p>
             <w:pPr>
@@ -9438,7 +9438,7 @@
           <w:tcPr>
             <w:shd w:val="clear" w:color="auto" w:fill="F2F2F2"/>
             <w:vAlign w:val="center"/>
-            <w:tcW w:type="dxa" w:w="3666"/>
+            <w:tcW w:type="dxa" w:w="1360"/>
           </w:tcPr>
           <w:p>
             <w:pPr>
@@ -9463,7 +9463,7 @@
           <w:tcPr>
             <w:shd w:val="clear" w:color="auto" w:fill="F7FAFC"/>
             <w:vAlign w:val="center"/>
-            <w:tcW w:type="dxa" w:w="1434"/>
+            <w:tcW w:type="dxa" w:w="1444"/>
           </w:tcPr>
           <w:p>
             <w:pPr>
@@ -9478,7 +9478,7 @@
           <w:tcPr>
             <w:shd w:val="clear" w:color="auto" w:fill="F7FAFC"/>
             <w:vAlign w:val="center"/>
-            <w:tcW w:type="dxa" w:w="1612"/>
+            <w:tcW w:type="dxa" w:w="2252"/>
           </w:tcPr>
           <w:p>
             <w:pPr>
@@ -9493,7 +9493,7 @@
           <w:tcPr>
             <w:shd w:val="clear" w:color="auto" w:fill="F7FAFC"/>
             <w:vAlign w:val="center"/>
-            <w:tcW w:type="dxa" w:w="1413"/>
+            <w:tcW w:type="dxa" w:w="2207"/>
           </w:tcPr>
           <w:p>
             <w:pPr>
@@ -9508,7 +9508,7 @@
           <w:tcPr>
             <w:shd w:val="clear" w:color="auto" w:fill="F7FAFC"/>
             <w:vAlign w:val="center"/>
-            <w:tcW w:type="dxa" w:w="927"/>
+            <w:tcW w:type="dxa" w:w="1392"/>
           </w:tcPr>
           <w:p>
             <w:pPr>
@@ -9523,7 +9523,7 @@
           <w:tcPr>
             <w:shd w:val="clear" w:color="auto" w:fill="F7FAFC"/>
             <w:vAlign w:val="center"/>
-            <w:tcW w:type="dxa" w:w="1413"/>
+            <w:tcW w:type="dxa" w:w="1807"/>
           </w:tcPr>
           <w:p>
             <w:pPr>
@@ -9543,7 +9543,7 @@
           <w:tcPr>
             <w:shd w:val="clear" w:color="auto" w:fill="F2F2F2"/>
             <w:vAlign w:val="center"/>
-            <w:tcW w:type="dxa" w:w="3666"/>
+            <w:tcW w:type="dxa" w:w="1360"/>
           </w:tcPr>
           <w:p>
             <w:pPr>
@@ -9567,63 +9567,63 @@
         <w:tc>
           <w:tcPr>
             <w:vAlign w:val="center"/>
-            <w:tcW w:type="dxa" w:w="1434"/>
-          </w:tcPr>
-          <w:p>
-            <w:pPr>
-              <w:keepNext/>
-              <w:spacing w:before="20" w:after="20"/>
-              <w:jc w:val="center"/>
-            </w:pPr>
-            <w:r/>
-          </w:p>
-        </w:tc>
-        <w:tc>
-          <w:tcPr>
-            <w:vAlign w:val="center"/>
-            <w:tcW w:type="dxa" w:w="1612"/>
-          </w:tcPr>
-          <w:p>
-            <w:pPr>
-              <w:keepNext/>
-              <w:spacing w:before="20" w:after="20"/>
-              <w:jc w:val="center"/>
-            </w:pPr>
-            <w:r/>
-          </w:p>
-        </w:tc>
-        <w:tc>
-          <w:tcPr>
-            <w:vAlign w:val="center"/>
-            <w:tcW w:type="dxa" w:w="1413"/>
-          </w:tcPr>
-          <w:p>
-            <w:pPr>
-              <w:keepNext/>
-              <w:spacing w:before="20" w:after="20"/>
-              <w:jc w:val="center"/>
-            </w:pPr>
-            <w:r/>
-          </w:p>
-        </w:tc>
-        <w:tc>
-          <w:tcPr>
-            <w:vAlign w:val="center"/>
-            <w:tcW w:type="dxa" w:w="927"/>
-          </w:tcPr>
-          <w:p>
-            <w:pPr>
-              <w:keepNext/>
-              <w:spacing w:before="20" w:after="20"/>
-              <w:jc w:val="center"/>
-            </w:pPr>
-            <w:r/>
-          </w:p>
-        </w:tc>
-        <w:tc>
-          <w:tcPr>
-            <w:vAlign w:val="center"/>
-            <w:tcW w:type="dxa" w:w="1413"/>
+            <w:tcW w:type="dxa" w:w="1444"/>
+          </w:tcPr>
+          <w:p>
+            <w:pPr>
+              <w:keepNext/>
+              <w:spacing w:before="20" w:after="20"/>
+              <w:jc w:val="center"/>
+            </w:pPr>
+            <w:r/>
+          </w:p>
+        </w:tc>
+        <w:tc>
+          <w:tcPr>
+            <w:vAlign w:val="center"/>
+            <w:tcW w:type="dxa" w:w="2252"/>
+          </w:tcPr>
+          <w:p>
+            <w:pPr>
+              <w:keepNext/>
+              <w:spacing w:before="20" w:after="20"/>
+              <w:jc w:val="center"/>
+            </w:pPr>
+            <w:r/>
+          </w:p>
+        </w:tc>
+        <w:tc>
+          <w:tcPr>
+            <w:vAlign w:val="center"/>
+            <w:tcW w:type="dxa" w:w="2207"/>
+          </w:tcPr>
+          <w:p>
+            <w:pPr>
+              <w:keepNext/>
+              <w:spacing w:before="20" w:after="20"/>
+              <w:jc w:val="center"/>
+            </w:pPr>
+            <w:r/>
+          </w:p>
+        </w:tc>
+        <w:tc>
+          <w:tcPr>
+            <w:vAlign w:val="center"/>
+            <w:tcW w:type="dxa" w:w="1392"/>
+          </w:tcPr>
+          <w:p>
+            <w:pPr>
+              <w:keepNext/>
+              <w:spacing w:before="20" w:after="20"/>
+              <w:jc w:val="center"/>
+            </w:pPr>
+            <w:r/>
+          </w:p>
+        </w:tc>
+        <w:tc>
+          <w:tcPr>
+            <w:vAlign w:val="center"/>
+            <w:tcW w:type="dxa" w:w="1807"/>
           </w:tcPr>
           <w:p>
             <w:pPr>
@@ -9643,7 +9643,7 @@
           <w:tcPr>
             <w:shd w:val="clear" w:color="auto" w:fill="F2F2F2"/>
             <w:vAlign w:val="center"/>
-            <w:tcW w:type="dxa" w:w="3666"/>
+            <w:tcW w:type="dxa" w:w="1360"/>
           </w:tcPr>
           <w:p>
             <w:pPr>
@@ -9668,7 +9668,7 @@
           <w:tcPr>
             <w:shd w:val="clear" w:color="auto" w:fill="F7FAFC"/>
             <w:vAlign w:val="center"/>
-            <w:tcW w:type="dxa" w:w="1434"/>
+            <w:tcW w:type="dxa" w:w="1444"/>
           </w:tcPr>
           <w:p>
             <w:pPr>
@@ -9683,7 +9683,7 @@
           <w:tcPr>
             <w:shd w:val="clear" w:color="auto" w:fill="F7FAFC"/>
             <w:vAlign w:val="center"/>
-            <w:tcW w:type="dxa" w:w="1612"/>
+            <w:tcW w:type="dxa" w:w="2252"/>
           </w:tcPr>
           <w:p>
             <w:pPr>
@@ -9698,7 +9698,7 @@
           <w:tcPr>
             <w:shd w:val="clear" w:color="auto" w:fill="F7FAFC"/>
             <w:vAlign w:val="center"/>
-            <w:tcW w:type="dxa" w:w="1413"/>
+            <w:tcW w:type="dxa" w:w="2207"/>
           </w:tcPr>
           <w:p>
             <w:pPr>
@@ -9713,7 +9713,7 @@
           <w:tcPr>
             <w:shd w:val="clear" w:color="auto" w:fill="F7FAFC"/>
             <w:vAlign w:val="center"/>
-            <w:tcW w:type="dxa" w:w="927"/>
+            <w:tcW w:type="dxa" w:w="1392"/>
           </w:tcPr>
           <w:p>
             <w:pPr>
@@ -9728,7 +9728,7 @@
           <w:tcPr>
             <w:shd w:val="clear" w:color="auto" w:fill="F7FAFC"/>
             <w:vAlign w:val="center"/>
-            <w:tcW w:type="dxa" w:w="1413"/>
+            <w:tcW w:type="dxa" w:w="1807"/>
           </w:tcPr>
           <w:p>
             <w:pPr>
@@ -9748,7 +9748,7 @@
           <w:tcPr>
             <w:shd w:val="clear" w:color="auto" w:fill="F2F2F2"/>
             <w:vAlign w:val="center"/>
-            <w:tcW w:type="dxa" w:w="3666"/>
+            <w:tcW w:type="dxa" w:w="1360"/>
           </w:tcPr>
           <w:p>
             <w:pPr>
@@ -9791,59 +9791,59 @@
         <w:tc>
           <w:tcPr>
             <w:vAlign w:val="center"/>
-            <w:tcW w:type="dxa" w:w="1434"/>
-          </w:tcPr>
-          <w:p>
-            <w:pPr>
-              <w:spacing w:before="20" w:after="20"/>
-              <w:jc w:val="center"/>
-            </w:pPr>
-            <w:r/>
-          </w:p>
-        </w:tc>
-        <w:tc>
-          <w:tcPr>
-            <w:vAlign w:val="center"/>
-            <w:tcW w:type="dxa" w:w="1612"/>
-          </w:tcPr>
-          <w:p>
-            <w:pPr>
-              <w:spacing w:before="20" w:after="20"/>
-              <w:jc w:val="center"/>
-            </w:pPr>
-            <w:r/>
-          </w:p>
-        </w:tc>
-        <w:tc>
-          <w:tcPr>
-            <w:vAlign w:val="center"/>
-            <w:tcW w:type="dxa" w:w="1413"/>
-          </w:tcPr>
-          <w:p>
-            <w:pPr>
-              <w:spacing w:before="20" w:after="20"/>
-              <w:jc w:val="center"/>
-            </w:pPr>
-            <w:r/>
-          </w:p>
-        </w:tc>
-        <w:tc>
-          <w:tcPr>
-            <w:vAlign w:val="center"/>
-            <w:tcW w:type="dxa" w:w="927"/>
-          </w:tcPr>
-          <w:p>
-            <w:pPr>
-              <w:spacing w:before="20" w:after="20"/>
-              <w:jc w:val="center"/>
-            </w:pPr>
-            <w:r/>
-          </w:p>
-        </w:tc>
-        <w:tc>
-          <w:tcPr>
-            <w:vAlign w:val="center"/>
-            <w:tcW w:type="dxa" w:w="1413"/>
+            <w:tcW w:type="dxa" w:w="1444"/>
+          </w:tcPr>
+          <w:p>
+            <w:pPr>
+              <w:spacing w:before="20" w:after="20"/>
+              <w:jc w:val="center"/>
+            </w:pPr>
+            <w:r/>
+          </w:p>
+        </w:tc>
+        <w:tc>
+          <w:tcPr>
+            <w:vAlign w:val="center"/>
+            <w:tcW w:type="dxa" w:w="2252"/>
+          </w:tcPr>
+          <w:p>
+            <w:pPr>
+              <w:spacing w:before="20" w:after="20"/>
+              <w:jc w:val="center"/>
+            </w:pPr>
+            <w:r/>
+          </w:p>
+        </w:tc>
+        <w:tc>
+          <w:tcPr>
+            <w:vAlign w:val="center"/>
+            <w:tcW w:type="dxa" w:w="2207"/>
+          </w:tcPr>
+          <w:p>
+            <w:pPr>
+              <w:spacing w:before="20" w:after="20"/>
+              <w:jc w:val="center"/>
+            </w:pPr>
+            <w:r/>
+          </w:p>
+        </w:tc>
+        <w:tc>
+          <w:tcPr>
+            <w:vAlign w:val="center"/>
+            <w:tcW w:type="dxa" w:w="1392"/>
+          </w:tcPr>
+          <w:p>
+            <w:pPr>
+              <w:spacing w:before="20" w:after="20"/>
+              <w:jc w:val="center"/>
+            </w:pPr>
+            <w:r/>
+          </w:p>
+        </w:tc>
+        <w:tc>
+          <w:tcPr>
+            <w:vAlign w:val="center"/>
+            <w:tcW w:type="dxa" w:w="1807"/>
           </w:tcPr>
           <w:p>
             <w:pPr>
